--- a/Semester_5/Praxissemesterbericht/Praxissemesterbericht_Malte_Hermann_2026-03-04.docx
+++ b/Semester_5/Praxissemesterbericht/Praxissemesterbericht_Malte_Hermann_2026-03-04.docx
@@ -112,13 +112,8 @@
         <w:pStyle w:val="MHUITitelseiteText"/>
       </w:pPr>
       <w:r>
-        <w:t xml:space="preserve">Studienbereich Human </w:t>
-      </w:r>
-      <w:proofErr w:type="spellStart"/>
-      <w:r>
-        <w:t>Centricity</w:t>
-      </w:r>
-      <w:proofErr w:type="spellEnd"/>
+        <w:t>Studienbereich Human Centricity</w:t>
+      </w:r>
     </w:p>
     <w:p>
       <w:pPr>
@@ -262,13 +257,8 @@
         <w:pStyle w:val="MHUITitelseiteText"/>
       </w:pPr>
       <w:r>
-        <w:t xml:space="preserve">Studienbereich Human </w:t>
-      </w:r>
-      <w:proofErr w:type="spellStart"/>
-      <w:r>
-        <w:t>Centricity</w:t>
-      </w:r>
-      <w:proofErr w:type="spellEnd"/>
+        <w:t>Studienbereich Human Centricity</w:t>
+      </w:r>
     </w:p>
     <w:p>
       <w:pPr>
@@ -2826,11 +2816,9 @@
       <w:pPr>
         <w:pStyle w:val="MHUIStrichliste"/>
       </w:pPr>
-      <w:proofErr w:type="spellStart"/>
       <w:r>
         <w:t>ContiTech</w:t>
       </w:r>
-      <w:proofErr w:type="spellEnd"/>
     </w:p>
     <w:p>
       <w:pPr>
@@ -2853,15 +2841,7 @@
         <w:pStyle w:val="MHUIFlietext"/>
       </w:pPr>
       <w:r>
-        <w:t xml:space="preserve">Continental fokussiert sich daher wieder </w:t>
-      </w:r>
-      <w:proofErr w:type="spellStart"/>
-      <w:r>
-        <w:t>vorallem</w:t>
-      </w:r>
-      <w:proofErr w:type="spellEnd"/>
-      <w:r>
-        <w:t xml:space="preserve"> auf das Kerngeschäft, nämlich den Tires Sektor. </w:t>
+        <w:t xml:space="preserve">Continental fokussiert sich daher wieder vorallem auf das Kerngeschäft, nämlich den Tires Sektor. </w:t>
       </w:r>
     </w:p>
     <w:p>
@@ -2893,15 +2873,7 @@
         <w:pStyle w:val="MHUIFlietext"/>
       </w:pPr>
       <w:r>
-        <w:t xml:space="preserve">Die </w:t>
-      </w:r>
-      <w:proofErr w:type="spellStart"/>
-      <w:r>
-        <w:t>ContiTech</w:t>
-      </w:r>
-      <w:proofErr w:type="spellEnd"/>
-      <w:r>
-        <w:t xml:space="preserve"> entwickelt Kunststofflösungen im industriellen Umfeld für verschiedenste Anwendungsbereiche unter der Leitung von Philip Nelles. Anfang 2025 hatte der Unternehmensteil 39.000 Mitarbeiter. (</w:t>
+        <w:t>Die ContiTech entwickelt Kunststofflösungen im industriellen Umfeld für verschiedenste Anwendungsbereiche unter der Leitung von Philip Nelles. Anfang 2025 hatte der Unternehmensteil 39.000 Mitarbeiter. (</w:t>
       </w:r>
       <w:r>
         <w:t>https://www.continental.com/de/presse/pressemitteilungen/20250408-continental/</w:t>
@@ -2915,27 +2887,11 @@
         <w:pStyle w:val="MHUIFlietext"/>
       </w:pPr>
       <w:r>
-        <w:t xml:space="preserve">Auch der Bereich </w:t>
-      </w:r>
-      <w:proofErr w:type="spellStart"/>
-      <w:r>
-        <w:t>ContiTech</w:t>
-      </w:r>
-      <w:proofErr w:type="spellEnd"/>
-      <w:r>
-        <w:t xml:space="preserve"> ist im starken Umbruch. So soll auch dieser Bereich in naher Zukunft ausgegliedert, von Continental losgelöst, werden und als eigenständiges Unternehmen geführt werden. Als Teil </w:t>
+        <w:t xml:space="preserve">Auch der Bereich ContiTech ist im starken Umbruch. So soll auch dieser Bereich in naher Zukunft ausgegliedert, von Continental losgelöst, werden und als eigenständiges Unternehmen geführt werden. Als Teil </w:t>
       </w:r>
       <w:r>
         <w:lastRenderedPageBreak/>
-        <w:t xml:space="preserve">der </w:t>
-      </w:r>
-      <w:proofErr w:type="spellStart"/>
-      <w:r>
-        <w:t>ContiTech</w:t>
-      </w:r>
-      <w:proofErr w:type="spellEnd"/>
-      <w:r>
-        <w:t xml:space="preserve"> war während meiner Zeit schon stark zu spüren, welche Unsicherheiten und Sorgen das mit sich bringen wird und bereits tut. So war ich regelmäßig teil so genannter Open Calls, in welchen immer wieder aufgezeigt wurde, wie der aktuelle Stand der Verkaufs ist und wie die Marktanteile und </w:t>
+        <w:t xml:space="preserve">der ContiTech war während meiner Zeit schon stark zu spüren, welche Unsicherheiten und Sorgen das mit sich bringen wird und bereits tut. So war ich regelmäßig teil so genannter Open Calls, in welchen immer wieder aufgezeigt wurde, wie der aktuelle Stand der Verkaufs ist und wie die Marktanteile und </w:t>
       </w:r>
       <w:r>
         <w:t>Performanceziele immer weiter sinken.</w:t>
@@ -2962,15 +2918,7 @@
         <w:pStyle w:val="MHUIFlietext"/>
       </w:pPr>
       <w:r>
-        <w:t xml:space="preserve">Als Teil der </w:t>
-      </w:r>
-      <w:proofErr w:type="spellStart"/>
-      <w:r>
-        <w:t>ContiTech</w:t>
-      </w:r>
-      <w:proofErr w:type="spellEnd"/>
-      <w:r>
-        <w:t xml:space="preserve"> spezialisiert sich die SSL (Surface Solutions) auf Oberflächenmaterialien in verschiedenen Bereichen. Ein großer Bereich sind Automobilinterieure, jedoch sind auch Möbelbezüge und dekorative Materialien in diesem Bereich angesiedelt. </w:t>
+        <w:t xml:space="preserve">Als Teil der ContiTech spezialisiert sich die SSL (Surface Solutions) auf Oberflächenmaterialien in verschiedenen Bereichen. Ein großer Bereich sind Automobilinterieure, jedoch sind auch Möbelbezüge und dekorative Materialien in diesem Bereich angesiedelt. </w:t>
       </w:r>
     </w:p>
     <w:p>
@@ -3000,23 +2948,7 @@
         <w:t>tellungsstandort</w:t>
       </w:r>
       <w:r>
-        <w:t xml:space="preserve">, ist seit 2016 teil der Continental AG und wird im Zuge der Ausgliederung der </w:t>
-      </w:r>
-      <w:proofErr w:type="spellStart"/>
-      <w:r>
-        <w:t>ContiTech</w:t>
-      </w:r>
-      <w:proofErr w:type="spellEnd"/>
-      <w:r>
-        <w:t xml:space="preserve"> vermutlich 2026 ausschließlich zu </w:t>
-      </w:r>
-      <w:proofErr w:type="spellStart"/>
-      <w:r>
-        <w:t>ContiTech</w:t>
-      </w:r>
-      <w:proofErr w:type="spellEnd"/>
-      <w:r>
-        <w:t xml:space="preserve"> gehören.</w:t>
+        <w:t>, ist seit 2016 teil der Continental AG und wird im Zuge der Ausgliederung der ContiTech vermutlich 2026 ausschließlich zu ContiTech gehören.</w:t>
       </w:r>
     </w:p>
     <w:p>
@@ -3024,15 +2956,7 @@
         <w:pStyle w:val="MHUIFlietext"/>
       </w:pPr>
       <w:r>
-        <w:t xml:space="preserve">Auf dem Gelände der Konrad Hurnschuch GmbH wird </w:t>
-      </w:r>
-      <w:proofErr w:type="spellStart"/>
-      <w:r>
-        <w:t>vorallem</w:t>
-      </w:r>
-      <w:proofErr w:type="spellEnd"/>
-      <w:r>
-        <w:t xml:space="preserve"> für die Heimdekorationsmarke d-c-fix und den Folien- und Kunstleder- bzw. Oberflächenmarkt unter dem Namen Skai produziert. Für diese Bereiche war ich in meiner Zeit vor allem tätig, jedoch auch für Kooperationsprojekte innerhalb der SSL, wie dem Automotiv Bereich mit dem vorrangigen Produktionsstandort Hannover.</w:t>
+        <w:t>Auf dem Gelände der Konrad Hurnschuch GmbH wird vorallem für die Heimdekorationsmarke d-c-fix und den Folien- und Kunstleder- bzw. Oberflächenmarkt unter dem Namen Skai produziert. Für diese Bereiche war ich in meiner Zeit vor allem tätig, jedoch auch für Kooperationsprojekte innerhalb der SSL, wie dem Automotiv Bereich mit dem vorrangigen Produktionsstandort Hannover.</w:t>
       </w:r>
     </w:p>
     <w:p>
@@ -3057,15 +2981,7 @@
         <w:pStyle w:val="MHUIFlietext"/>
       </w:pPr>
       <w:r>
-        <w:t xml:space="preserve">Vom 01.09.2025 bis zum 28.02.2026 war ich teil des Kommunikationsdesignteams der Konrad Hornschuch GmbH. Als Teil der Abteilung </w:t>
-      </w:r>
-      <w:proofErr w:type="spellStart"/>
-      <w:r>
-        <w:t>Markteting</w:t>
-      </w:r>
-      <w:proofErr w:type="spellEnd"/>
-      <w:r>
-        <w:t xml:space="preserve"> Communication ist dies ein kleineres Team bestehend aus, inklusive mir, acht Personen unter der Leitung von Christian Wellnitz.</w:t>
+        <w:t>Vom 01.09.2025 bis zum 28.02.2026 war ich teil des Kommunikationsdesignteams der Konrad Hornschuch GmbH. Als Teil der Abteilung Markteting Communication ist dies ein kleineres Team bestehend aus, inklusive mir, acht Personen unter der Leitung von Christian Wellnitz.</w:t>
       </w:r>
     </w:p>
     <w:p>
@@ -3082,15 +2998,7 @@
         <w:t xml:space="preserve"> benötigt es jedoch nicht nur </w:t>
       </w:r>
       <w:r>
-        <w:t xml:space="preserve">Grafiker, sondern auch </w:t>
-      </w:r>
-      <w:proofErr w:type="spellStart"/>
-      <w:r>
-        <w:t>Copywriter</w:t>
-      </w:r>
-      <w:proofErr w:type="spellEnd"/>
-      <w:r>
-        <w:t>, 3d-</w:t>
+        <w:t>Grafiker, sondern auch Copywriter, 3d-</w:t>
       </w:r>
       <w:r>
         <w:t>S</w:t>
@@ -3138,15 +3046,7 @@
         <w:pStyle w:val="MHUIFlietext"/>
       </w:pPr>
       <w:r>
-        <w:t xml:space="preserve">Das Team ist in einem Großraumbüro verortet, , in welchem jeder seinen eigenen Schreibtisch besitzt. Ausgestattet mit Monitor, </w:t>
-      </w:r>
-      <w:proofErr w:type="spellStart"/>
-      <w:r>
-        <w:t>Macbook</w:t>
-      </w:r>
-      <w:proofErr w:type="spellEnd"/>
-      <w:r>
-        <w:t xml:space="preserve"> und Skizzenpapier lässt sich so gut wie jede Aufgabe von hier aus bewältigen. Falls nicht müssen die ausgehändigten Sicherheitsschuhe getragen werden, um über das Gelände zu kommen.</w:t>
+        <w:t>Das Team ist in einem Großraumbüro verortet, , in welchem jeder seinen eigenen Schreibtisch besitzt. Ausgestattet mit Monitor, Macbook und Skizzenpapier lässt sich so gut wie jede Aufgabe von hier aus bewältigen. Falls nicht müssen die ausgehändigten Sicherheitsschuhe getragen werden, um über das Gelände zu kommen.</w:t>
       </w:r>
     </w:p>
     <w:p>
@@ -3154,15 +3054,7 @@
         <w:pStyle w:val="MHUIFlietext"/>
       </w:pPr>
       <w:r>
-        <w:t xml:space="preserve">Zu dem Büro gehört in einem </w:t>
-      </w:r>
-      <w:proofErr w:type="spellStart"/>
-      <w:r>
-        <w:t>seperaten</w:t>
-      </w:r>
-      <w:proofErr w:type="spellEnd"/>
-      <w:r>
-        <w:t xml:space="preserve"> Raum ein großer Besprechungstisch, eine kleine Küche und ein noch einmal unterteilter Raum für kleinere Besprechungen.</w:t>
+        <w:t>Zu dem Büro gehört in einem seperaten Raum ein großer Besprechungstisch, eine kleine Küche und ein noch einmal unterteilter Raum für kleinere Besprechungen.</w:t>
       </w:r>
     </w:p>
     <w:p>
@@ -3230,23 +3122,7 @@
         <w:t>Kapitel??</w:t>
       </w:r>
       <w:r>
-        <w:t xml:space="preserve">), Baumarkt </w:t>
-      </w:r>
-      <w:proofErr w:type="spellStart"/>
-      <w:r>
-        <w:t>POS‘s</w:t>
-      </w:r>
-      <w:proofErr w:type="spellEnd"/>
-      <w:r>
-        <w:t xml:space="preserve"> (Point </w:t>
-      </w:r>
-      <w:proofErr w:type="spellStart"/>
-      <w:r>
-        <w:t>of</w:t>
-      </w:r>
-      <w:proofErr w:type="spellEnd"/>
-      <w:r>
-        <w:t xml:space="preserve"> Sales), Werbeplakate, Elemente für Website und Webshop, sowie viele weitere Kommunikationsmittel. Zudem war ich Teil von </w:t>
+        <w:t xml:space="preserve">), Baumarkt POS‘s (Point of Sales), Werbeplakate, Elemente für Website und Webshop, sowie viele weitere Kommunikationsmittel. Zudem war ich Teil von </w:t>
       </w:r>
       <w:r>
         <w:t>Ideenfindungsprozessen und Meetings zu zukünftigen Projekten.</w:t>
@@ -3300,15 +3176,7 @@
         <w:pStyle w:val="MHUIFlietext"/>
       </w:pPr>
       <w:r>
-        <w:t xml:space="preserve">Bei gemeinsamen Mittagspausen in der Abteilungsküche wurde das Gemeinschaftsgefühl gefördert. Außerdem lernte man durch das </w:t>
-      </w:r>
-      <w:proofErr w:type="spellStart"/>
-      <w:r>
-        <w:t>zusammentreffen</w:t>
-      </w:r>
-      <w:proofErr w:type="spellEnd"/>
-      <w:r>
-        <w:t xml:space="preserve"> verschiedener Teams ständig neues, auch aus </w:t>
+        <w:t xml:space="preserve">Bei gemeinsamen Mittagspausen in der Abteilungsküche wurde das Gemeinschaftsgefühl gefördert. Außerdem lernte man durch das zusammentreffen verschiedener Teams ständig neues, auch aus </w:t>
       </w:r>
       <w:r>
         <w:lastRenderedPageBreak/>
@@ -3318,21 +3186,7 @@
         <w:rPr>
           <w:color w:val="EE0000"/>
         </w:rPr>
-        <w:t xml:space="preserve">Ema und </w:t>
-      </w:r>
-      <w:proofErr w:type="spellStart"/>
-      <w:r>
-        <w:rPr>
-          <w:color w:val="EE0000"/>
-        </w:rPr>
-        <w:t>co</w:t>
-      </w:r>
-      <w:proofErr w:type="spellEnd"/>
-      <w:r>
-        <w:rPr>
-          <w:color w:val="EE0000"/>
-        </w:rPr>
-        <w:t>?</w:t>
+        <w:t>Ema und co?</w:t>
       </w:r>
       <w:r>
         <w:rPr>
@@ -3367,15 +3221,7 @@
         <w:pStyle w:val="MHUIFlietext"/>
       </w:pPr>
       <w:r>
-        <w:t xml:space="preserve">Kapazitäten und aktuelle Projekte wurden jede Woche im Jour </w:t>
-      </w:r>
-      <w:proofErr w:type="spellStart"/>
-      <w:r>
-        <w:t>Fix</w:t>
-      </w:r>
-      <w:proofErr w:type="spellEnd"/>
-      <w:r>
-        <w:t xml:space="preserve"> im Team besprochen. Da das Team aus Mitgliedern aus Weißbach und aus Hannover besteht fand der Termin stehts über Teams statt, sowie die meisten Meetings und die Kommunikation.</w:t>
+        <w:t>Kapazitäten und aktuelle Projekte wurden jede Woche im Jour Fix im Team besprochen. Da das Team aus Mitgliedern aus Weißbach und aus Hannover besteht fand der Termin stehts über Teams statt, sowie die meisten Meetings und die Kommunikation.</w:t>
       </w:r>
     </w:p>
     <w:p>
@@ -3383,15 +3229,7 @@
         <w:pStyle w:val="MHUIFlietext"/>
       </w:pPr>
       <w:r>
-        <w:t xml:space="preserve">Zusätzlich gab es in den Wochen während dem Jahr 2025 noch ein wöchentliches Meeting mit den Marketing Managern, um allen zu verdeutlichen welche Kapazitäten zur Verfügung stehen und welche Aufgaben auch von den </w:t>
-      </w:r>
-      <w:proofErr w:type="spellStart"/>
-      <w:r>
-        <w:t>jewweils</w:t>
-      </w:r>
-      <w:proofErr w:type="spellEnd"/>
-      <w:r>
-        <w:t xml:space="preserve"> anderen Managern eingespielt wurden. Dieses Meeting wurde jedoch im Jahr 2026 nicht mehr weitergeführt, da Aufgaben dennoch nie zentral eingespielt wurden und man aus diesem Grund den Zweck nicht mehr gesehen hat.</w:t>
+        <w:t>Zusätzlich gab es in den Wochen während dem Jahr 2025 noch ein wöchentliches Meeting mit den Marketing Managern, um allen zu verdeutlichen welche Kapazitäten zur Verfügung stehen und welche Aufgaben auch von den jewweils anderen Managern eingespielt wurden. Dieses Meeting wurde jedoch im Jahr 2026 nicht mehr weitergeführt, da Aufgaben dennoch nie zentral eingespielt wurden und man aus diesem Grund den Zweck nicht mehr gesehen hat.</w:t>
       </w:r>
     </w:p>
     <w:p>
@@ -3399,39 +3237,7 @@
         <w:pStyle w:val="MHUIFlietext"/>
       </w:pPr>
       <w:r>
-        <w:t xml:space="preserve">Ein weiteres Regelmeeting war eine Gesamtrunde des Designteams, welches jeden Monat einmal stattfinden sollte, um den </w:t>
-      </w:r>
-      <w:proofErr w:type="spellStart"/>
-      <w:r>
-        <w:t>gesammten</w:t>
-      </w:r>
-      <w:proofErr w:type="spellEnd"/>
-      <w:r>
-        <w:t xml:space="preserve"> Fortschritt zu sammeln, sich untereinander abzustimmen und die Erkenntnisse dann weiter nach oben zu tragen. In diesem Fall zum Global </w:t>
-      </w:r>
-      <w:proofErr w:type="spellStart"/>
-      <w:r>
-        <w:t>Director</w:t>
-      </w:r>
-      <w:proofErr w:type="spellEnd"/>
-      <w:r>
-        <w:t xml:space="preserve"> Design, </w:t>
-      </w:r>
-      <w:proofErr w:type="spellStart"/>
-      <w:r>
-        <w:t>Markteting</w:t>
-      </w:r>
-      <w:proofErr w:type="spellEnd"/>
-      <w:r>
-        <w:t xml:space="preserve"> &amp; </w:t>
-      </w:r>
-      <w:proofErr w:type="spellStart"/>
-      <w:r>
-        <w:t>Strategy</w:t>
-      </w:r>
-      <w:proofErr w:type="spellEnd"/>
-      <w:r>
-        <w:t xml:space="preserve">. </w:t>
+        <w:t xml:space="preserve">Ein weiteres Regelmeeting war eine Gesamtrunde des Designteams, welches jeden Monat einmal stattfinden sollte, um den gesammten Fortschritt zu sammeln, sich untereinander abzustimmen und die Erkenntnisse dann weiter nach oben zu tragen. In diesem Fall zum Global Director Design, Markteting &amp; Strategy. </w:t>
       </w:r>
       <w:r>
         <w:rPr>
@@ -3464,15 +3270,7 @@
       </w:pPr>
       <w:r>
         <w:lastRenderedPageBreak/>
-        <w:t xml:space="preserve">Über Marketing Manager, welche auf die Teamleitung, oder Mitarbeiter mit </w:t>
-      </w:r>
-      <w:proofErr w:type="spellStart"/>
-      <w:r>
-        <w:t>seniorität</w:t>
-      </w:r>
-      <w:proofErr w:type="spellEnd"/>
-      <w:r>
-        <w:t>, zugehen, welche diese Aufgaben dann an das Team weiterreichen und somit dann auch zu mir.</w:t>
+        <w:t>Über Marketing Manager, welche auf die Teamleitung, oder Mitarbeiter mit seniorität, zugehen, welche diese Aufgaben dann an das Team weiterreichen und somit dann auch zu mir.</w:t>
       </w:r>
     </w:p>
     <w:p>
@@ -3548,15 +3346,7 @@
         <w:pStyle w:val="MHUIFlietext"/>
       </w:pPr>
       <w:r>
-        <w:t xml:space="preserve">Direkt zu Beginn wurden mir mehrere größere Projekte angetragen, so wurde zum Beispiel das </w:t>
-      </w:r>
-      <w:proofErr w:type="spellStart"/>
-      <w:r>
-        <w:t>redesign</w:t>
-      </w:r>
-      <w:proofErr w:type="spellEnd"/>
-      <w:r>
-        <w:t xml:space="preserve"> der Funktionsicons der Marke d-c-fix von meiner Vorgängerin begonnen. Dieses Projekt galt es voranzutreiben und abzuschließen.</w:t>
+        <w:t>Direkt zu Beginn wurden mir mehrere größere Projekte angetragen, so wurde zum Beispiel das redesign der Funktionsicons der Marke d-c-fix von meiner Vorgängerin begonnen. Dieses Projekt galt es voranzutreiben und abzuschließen.</w:t>
       </w:r>
     </w:p>
     <w:p>
@@ -3581,15 +3371,7 @@
         <w:pStyle w:val="MHUIFlietext"/>
       </w:pPr>
       <w:r>
-        <w:t xml:space="preserve">Diese Projekte begleiteten mich die meiste Zeit meines Praktikums. Meist liefen kleinere Projekte </w:t>
-      </w:r>
-      <w:proofErr w:type="spellStart"/>
-      <w:r>
-        <w:t>parralel</w:t>
-      </w:r>
-      <w:proofErr w:type="spellEnd"/>
-      <w:r>
-        <w:t xml:space="preserve"> mit, sodass ich stets an einem Mix aus größeren und kleineren Projekten arbeitete. </w:t>
+        <w:t xml:space="preserve">Diese Projekte begleiteten mich die meiste Zeit meines Praktikums. Meist liefen kleinere Projekte parralel mit, sodass ich stets an einem Mix aus größeren und kleineren Projekten arbeitete. </w:t>
       </w:r>
     </w:p>
     <w:p>
@@ -3664,27 +3446,11 @@
         <w:pStyle w:val="MHUIFlietext"/>
       </w:pPr>
       <w:r>
-        <w:t xml:space="preserve">Während dieses Projektes lernte ich viel über die Erstellung von </w:t>
-      </w:r>
-      <w:proofErr w:type="spellStart"/>
-      <w:r>
-        <w:t>Vectorgrafiken</w:t>
-      </w:r>
-      <w:proofErr w:type="spellEnd"/>
-      <w:r>
-        <w:t xml:space="preserve">, Kleinstanpassungen und den Lauf von Typografie, sowie </w:t>
+        <w:t xml:space="preserve">Während dieses Projektes lernte ich viel über die Erstellung von Vectorgrafiken, Kleinstanpassungen und den Lauf von Typografie, sowie </w:t>
       </w:r>
       <w:r>
         <w:lastRenderedPageBreak/>
-        <w:t xml:space="preserve">das Schrittweise beobachten von Unterschieden und Gemeinsamkeiten von verschiedenen </w:t>
-      </w:r>
-      <w:proofErr w:type="spellStart"/>
-      <w:r>
-        <w:t>Vectorstilen</w:t>
-      </w:r>
-      <w:proofErr w:type="spellEnd"/>
-      <w:r>
-        <w:t>.</w:t>
+        <w:t>das Schrittweise beobachten von Unterschieden und Gemeinsamkeiten von verschiedenen Vectorstilen.</w:t>
       </w:r>
       <w:r>
         <w:t xml:space="preserve"> </w:t>
@@ -3695,26 +3461,10 @@
         <w:pStyle w:val="MHUIFlietext"/>
       </w:pPr>
       <w:r>
-        <w:t xml:space="preserve">Das </w:t>
-      </w:r>
-      <w:proofErr w:type="spellStart"/>
-      <w:r>
-        <w:t>Endergebniss</w:t>
-      </w:r>
-      <w:proofErr w:type="spellEnd"/>
-      <w:r>
-        <w:t xml:space="preserve"> war für mich zufriedenstellend und integrierte sich gut mit anderen Designs und den Produkten der Brand, sodass das Ziel eine einheitliche Markenkommunikation zu erstellen, erfüllt wurde. Zeitlich benötigte dieses Projekt mehr Zeit als ursprünglich von mir antizipiert. Viele, teils sehr kleine, Anpassungen summierten sich</w:t>
-      </w:r>
-      <w:r>
-        <w:t xml:space="preserve">, </w:t>
-      </w:r>
-      <w:proofErr w:type="spellStart"/>
-      <w:r>
-        <w:t>vorallem</w:t>
-      </w:r>
-      <w:proofErr w:type="spellEnd"/>
-      <w:r>
-        <w:t xml:space="preserve"> gegen Ende,</w:t>
+        <w:t>Das Endergebniss war für mich zufriedenstellend und integrierte sich gut mit anderen Designs und den Produkten der Brand, sodass das Ziel eine einheitliche Markenkommunikation zu erstellen, erfüllt wurde. Zeitlich benötigte dieses Projekt mehr Zeit als ursprünglich von mir antizipiert. Viele, teils sehr kleine, Anpassungen summierten sich</w:t>
+      </w:r>
+      <w:r>
+        <w:t>, vorallem gegen Ende,</w:t>
       </w:r>
       <w:r>
         <w:t xml:space="preserve"> mit den Feedbackloops zu einer nicht unerheblichen Menge Zeit. </w:t>
@@ -3777,6 +3527,146 @@
       <w:r>
         <w:t xml:space="preserve">Das größte und auch </w:t>
       </w:r>
+      <w:r>
+        <w:t xml:space="preserve">anspruchsvollste Projekt während meiner Zeit bei der KH GmbH war die Entwicklung der Imagekampagne für die Marke d-c-fix. Das Projekt verlief fast vollständig über mein Praktikum, da ich auch bei dieser Thematik direkt ab der zweiten Woche mit eingebunden wurde. </w:t>
+      </w:r>
+    </w:p>
+    <w:p>
+      <w:pPr>
+        <w:pStyle w:val="MHUIFlietext"/>
+      </w:pPr>
+      <w:r>
+        <w:t>Gesagt sein muss, dass das Projekt als solches schon etwas früher begann, sodass schon grobe Ideen für die Richtung und ein rudimentärer Zeitplan feststanden.  Mein erster Kontakt war das Meeting, in welchem die endgültige Grundidee final diskutiert und abgestimmt wurde: „</w:t>
+      </w:r>
+      <w:r>
+        <w:t>Das leitende Prinzip ist die visuelle</w:t>
+      </w:r>
+      <w:r>
+        <w:t xml:space="preserve"> </w:t>
+      </w:r>
+      <w:r>
+        <w:t>Darstellung unansehnlicher</w:t>
+      </w:r>
+      <w:r>
+        <w:t>, anwendungsuntypischer</w:t>
+      </w:r>
+      <w:r>
+        <w:t xml:space="preserve"> Objekte und deren „Verwandlung“ durch</w:t>
+      </w:r>
+      <w:r>
+        <w:t xml:space="preserve"> </w:t>
+      </w:r>
+      <w:r>
+        <w:t>d-c-fix-Folien</w:t>
+      </w:r>
+      <w:r>
+        <w:t xml:space="preserve">.“. </w:t>
+      </w:r>
+      <w:r>
+        <w:t>Zielgruppe soll eine Firmeninterne Protopersona sein. Es sollen unter 30 jährige Frauen mit urbanem Hintergrund angesprochen werden.</w:t>
+      </w:r>
+    </w:p>
+    <w:p>
+      <w:pPr>
+        <w:pStyle w:val="MHUIFlietext"/>
+      </w:pPr>
+      <w:r>
+        <w:t xml:space="preserve">Nach der Festlegung des Themas wurde ich damit beauftragt passende Motive zu sammeln. In gemeinsamen Besprechungen mit Management, Copywriting, </w:t>
+      </w:r>
+      <w:r>
+        <w:t xml:space="preserve">Ecom und Marketing stachen recht schnell sog. „Nichtorte“ als besonders passende Motive heraus, darunter U-Bahn-/ Bushaltestellen, Dixi Toiletten, Brücken, Fußgängerüberwege, Parkhäuser und ähnliches. </w:t>
+      </w:r>
+    </w:p>
+    <w:p>
+      <w:pPr>
+        <w:pStyle w:val="MHUIFlietext"/>
+      </w:pPr>
+      <w:r>
+        <w:t xml:space="preserve">Im weiteren wurde der Grundmotivpool auf eine kleine Auswahlbegrenzt und einige der farbenfrohen d-c-fix Dekofolien testweise auf die Objekte bearbeitet. </w:t>
+      </w:r>
+    </w:p>
+    <w:p>
+      <w:pPr>
+        <w:pStyle w:val="MHUIFlietext"/>
+      </w:pPr>
+      <w:r>
+        <w:t xml:space="preserve">Durch ständige Rücksprache mit dem Team kristallisierte sich der Grundaufbau nach und nach hinaus, bestehend aus dem bearbeiteten </w:t>
+      </w:r>
+      <w:r>
+        <w:lastRenderedPageBreak/>
+        <w:t>Motiv, einem sog. Memphispattern als Teil des Corporate Designs, dem Slogan „d-c-fix es einfach!“ und einem Call to action inklusive Qr-Code.</w:t>
+      </w:r>
+    </w:p>
+    <w:p>
+      <w:pPr>
+        <w:pStyle w:val="MHUIFlietext"/>
+      </w:pPr>
+      <w:r>
+        <w:t>In der finalen Phase lernte ich neues über das bereitmachen der Daten für verschiedene Anwedungsbereiche. Hauptsächlich galt es die Motive für 18/1 Plakate Druckfertig zu machen. Farbprofil und Überlappungskanten der einzelnen Druckbahnen waren die letzte Herausforderung, bevor die Plakate Anfang Februar in den Druck gingen.</w:t>
+      </w:r>
+    </w:p>
+    <w:p>
+      <w:pPr>
+        <w:pStyle w:val="MHUIFlietext"/>
+        <w:rPr>
+          <w:noProof/>
+        </w:rPr>
+      </w:pPr>
+      <w:r>
+        <w:t>Das Hauptaugenmerk der Kampagne war der out of home (OOH) Bereich mit 26 18/1-Plakaten in Gießen und 5 Flächen in Berlin mit großer Sichtbarkeit. Jedoch wurde parallel auch eine bezahlte Google-ads Kampagne geführt mit Fokus auf den Raum Frankfurt und München. Auch diese Motive wurden von mir vorbereitet, sowie die Bilder der Landingpage, welche vom Qr-code oder Link aus zu erreichen war.</w:t>
+      </w:r>
+      <w:r>
+        <w:t xml:space="preserve"> Das Budget für die OOH Kampagne betrug 20.000€ und 8.000€ für die digitale Kampagne.</w:t>
+      </w:r>
+    </w:p>
+    <w:p>
+      <w:pPr>
+        <w:pStyle w:val="MHUIFlietext"/>
+        <w:rPr>
+          <w:noProof/>
+        </w:rPr>
+      </w:pPr>
+      <w:r>
+        <w:rPr>
+          <w:noProof/>
+        </w:rPr>
+        <w:t>Während meiner vorletzten Praktikumswoche hingen die Großflächenplakate dann final in Gießen. Vom Projektlead wurde mir ermöglicht die Plakate am Anbringungsplatz in Gießen zu begutachten und zu Fotografieren, um das Projekt auch in diesem Schritt zu dokumentieren.</w:t>
+      </w:r>
+    </w:p>
+    <w:p>
+      <w:pPr>
+        <w:pStyle w:val="MHUIFlietext"/>
+      </w:pPr>
+      <w:r>
+        <w:t>Da das Projekt die erste OOH Kampagne der Marke d-c-fix war und mit einem (</w:t>
+      </w:r>
+      <w:r>
+        <w:rPr>
+          <w:color w:val="EE0000"/>
+        </w:rPr>
+        <w:t>für meine Verhältnisse</w:t>
+      </w:r>
+      <w:r>
+        <w:t xml:space="preserve">) recht hohem Budget belegt war, war diese Aufgabe mit eine der lehrreichsten und spannendsten. Über Fotorecherche, Bildkomposition, </w:t>
+      </w:r>
+      <w:r>
+        <w:t>Druckproduktion</w:t>
+      </w:r>
+      <w:r>
+        <w:t>, Projektablauf</w:t>
+      </w:r>
+      <w:r>
+        <w:t xml:space="preserve"> und vielen weiteren Bereichen konnte ich hier sehr viel mitnehmen. Vor </w:t>
+      </w:r>
+      <w:r>
+        <w:lastRenderedPageBreak/>
+        <w:t>allem auch durch das vertrauen, dass mir entgegengebracht wurde, das Projekt von Grafischer Seite aus vollständig zu betreuen.</w:t>
+      </w:r>
+    </w:p>
+    <w:p>
+      <w:pPr>
+        <w:pStyle w:val="MHUIFlietext"/>
+      </w:pPr>
     </w:p>
     <w:p>
       <w:pPr>
@@ -3860,8 +3750,8 @@
         <w:br w:type="page"/>
       </w:r>
     </w:p>
-    <w:bookmarkStart w:id="20" w:name="_Toc155788198" w:displacedByCustomXml="next"/>
-    <w:bookmarkStart w:id="21" w:name="_Toc223515369" w:displacedByCustomXml="next"/>
+    <w:bookmarkStart w:id="20" w:name="_Toc223515369" w:displacedByCustomXml="next"/>
+    <w:bookmarkStart w:id="21" w:name="_Toc155788198" w:displacedByCustomXml="next"/>
     <w:sdt>
       <w:sdtPr>
         <w:rPr>

--- a/Semester_5/Praxissemesterbericht/Praxissemesterbericht_Malte_Hermann_2026-03-04.docx
+++ b/Semester_5/Praxissemesterbericht/Praxissemesterbericht_Malte_Hermann_2026-03-04.docx
@@ -112,8 +112,13 @@
         <w:pStyle w:val="MHUITitelseiteText"/>
       </w:pPr>
       <w:r>
-        <w:t>Studienbereich Human Centricity</w:t>
-      </w:r>
+        <w:t xml:space="preserve">Studienbereich Human </w:t>
+      </w:r>
+      <w:proofErr w:type="spellStart"/>
+      <w:r>
+        <w:t>Centricity</w:t>
+      </w:r>
+      <w:proofErr w:type="spellEnd"/>
     </w:p>
     <w:p>
       <w:pPr>
@@ -257,8 +262,13 @@
         <w:pStyle w:val="MHUITitelseiteText"/>
       </w:pPr>
       <w:r>
-        <w:t>Studienbereich Human Centricity</w:t>
-      </w:r>
+        <w:t xml:space="preserve">Studienbereich Human </w:t>
+      </w:r>
+      <w:proofErr w:type="spellStart"/>
+      <w:r>
+        <w:t>Centricity</w:t>
+      </w:r>
+      <w:proofErr w:type="spellEnd"/>
     </w:p>
     <w:p>
       <w:pPr>
@@ -2816,9 +2826,11 @@
       <w:pPr>
         <w:pStyle w:val="MHUIStrichliste"/>
       </w:pPr>
+      <w:proofErr w:type="spellStart"/>
       <w:r>
         <w:t>ContiTech</w:t>
       </w:r>
+      <w:proofErr w:type="spellEnd"/>
     </w:p>
     <w:p>
       <w:pPr>
@@ -2841,7 +2853,15 @@
         <w:pStyle w:val="MHUIFlietext"/>
       </w:pPr>
       <w:r>
-        <w:t xml:space="preserve">Continental fokussiert sich daher wieder vorallem auf das Kerngeschäft, nämlich den Tires Sektor. </w:t>
+        <w:t xml:space="preserve">Continental fokussiert sich daher wieder </w:t>
+      </w:r>
+      <w:proofErr w:type="spellStart"/>
+      <w:r>
+        <w:t>vorallem</w:t>
+      </w:r>
+      <w:proofErr w:type="spellEnd"/>
+      <w:r>
+        <w:t xml:space="preserve"> auf das Kerngeschäft, nämlich den Tires Sektor. </w:t>
       </w:r>
     </w:p>
     <w:p>
@@ -2873,7 +2893,15 @@
         <w:pStyle w:val="MHUIFlietext"/>
       </w:pPr>
       <w:r>
-        <w:t>Die ContiTech entwickelt Kunststofflösungen im industriellen Umfeld für verschiedenste Anwendungsbereiche unter der Leitung von Philip Nelles. Anfang 2025 hatte der Unternehmensteil 39.000 Mitarbeiter. (</w:t>
+        <w:t xml:space="preserve">Die </w:t>
+      </w:r>
+      <w:proofErr w:type="spellStart"/>
+      <w:r>
+        <w:t>ContiTech</w:t>
+      </w:r>
+      <w:proofErr w:type="spellEnd"/>
+      <w:r>
+        <w:t xml:space="preserve"> entwickelt Kunststofflösungen im industriellen Umfeld für verschiedenste Anwendungsbereiche unter der Leitung von Philip Nelles. Anfang 2025 hatte der Unternehmensteil 39.000 Mitarbeiter. (</w:t>
       </w:r>
       <w:r>
         <w:t>https://www.continental.com/de/presse/pressemitteilungen/20250408-continental/</w:t>
@@ -2887,11 +2915,27 @@
         <w:pStyle w:val="MHUIFlietext"/>
       </w:pPr>
       <w:r>
-        <w:t xml:space="preserve">Auch der Bereich ContiTech ist im starken Umbruch. So soll auch dieser Bereich in naher Zukunft ausgegliedert, von Continental losgelöst, werden und als eigenständiges Unternehmen geführt werden. Als Teil </w:t>
+        <w:t xml:space="preserve">Auch der Bereich </w:t>
+      </w:r>
+      <w:proofErr w:type="spellStart"/>
+      <w:r>
+        <w:t>ContiTech</w:t>
+      </w:r>
+      <w:proofErr w:type="spellEnd"/>
+      <w:r>
+        <w:t xml:space="preserve"> ist im starken Umbruch. So soll auch dieser Bereich in naher Zukunft ausgegliedert, von Continental losgelöst, werden und als eigenständiges Unternehmen geführt werden. Als Teil </w:t>
       </w:r>
       <w:r>
         <w:lastRenderedPageBreak/>
-        <w:t xml:space="preserve">der ContiTech war während meiner Zeit schon stark zu spüren, welche Unsicherheiten und Sorgen das mit sich bringen wird und bereits tut. So war ich regelmäßig teil so genannter Open Calls, in welchen immer wieder aufgezeigt wurde, wie der aktuelle Stand der Verkaufs ist und wie die Marktanteile und </w:t>
+        <w:t xml:space="preserve">der </w:t>
+      </w:r>
+      <w:proofErr w:type="spellStart"/>
+      <w:r>
+        <w:t>ContiTech</w:t>
+      </w:r>
+      <w:proofErr w:type="spellEnd"/>
+      <w:r>
+        <w:t xml:space="preserve"> war während meiner Zeit schon stark zu spüren, welche Unsicherheiten und Sorgen das mit sich bringen wird und bereits tut. So war ich regelmäßig teil so genannter Open Calls, in welchen immer wieder aufgezeigt wurde, wie der aktuelle Stand der Verkaufs ist und wie die Marktanteile und </w:t>
       </w:r>
       <w:r>
         <w:t>Performanceziele immer weiter sinken.</w:t>
@@ -2918,7 +2962,15 @@
         <w:pStyle w:val="MHUIFlietext"/>
       </w:pPr>
       <w:r>
-        <w:t xml:space="preserve">Als Teil der ContiTech spezialisiert sich die SSL (Surface Solutions) auf Oberflächenmaterialien in verschiedenen Bereichen. Ein großer Bereich sind Automobilinterieure, jedoch sind auch Möbelbezüge und dekorative Materialien in diesem Bereich angesiedelt. </w:t>
+        <w:t xml:space="preserve">Als Teil der </w:t>
+      </w:r>
+      <w:proofErr w:type="spellStart"/>
+      <w:r>
+        <w:t>ContiTech</w:t>
+      </w:r>
+      <w:proofErr w:type="spellEnd"/>
+      <w:r>
+        <w:t xml:space="preserve"> spezialisiert sich die SSL (Surface Solutions) auf Oberflächenmaterialien in verschiedenen Bereichen. Ein großer Bereich sind Automobilinterieure, jedoch sind auch Möbelbezüge und dekorative Materialien in diesem Bereich angesiedelt. </w:t>
       </w:r>
     </w:p>
     <w:p>
@@ -2948,7 +3000,23 @@
         <w:t>tellungsstandort</w:t>
       </w:r>
       <w:r>
-        <w:t>, ist seit 2016 teil der Continental AG und wird im Zuge der Ausgliederung der ContiTech vermutlich 2026 ausschließlich zu ContiTech gehören.</w:t>
+        <w:t xml:space="preserve">, ist seit 2016 teil der Continental AG und wird im Zuge der Ausgliederung der </w:t>
+      </w:r>
+      <w:proofErr w:type="spellStart"/>
+      <w:r>
+        <w:t>ContiTech</w:t>
+      </w:r>
+      <w:proofErr w:type="spellEnd"/>
+      <w:r>
+        <w:t xml:space="preserve"> vermutlich 2026 ausschließlich zu </w:t>
+      </w:r>
+      <w:proofErr w:type="spellStart"/>
+      <w:r>
+        <w:t>ContiTech</w:t>
+      </w:r>
+      <w:proofErr w:type="spellEnd"/>
+      <w:r>
+        <w:t xml:space="preserve"> gehören.</w:t>
       </w:r>
     </w:p>
     <w:p>
@@ -2956,7 +3024,15 @@
         <w:pStyle w:val="MHUIFlietext"/>
       </w:pPr>
       <w:r>
-        <w:t>Auf dem Gelände der Konrad Hurnschuch GmbH wird vorallem für die Heimdekorationsmarke d-c-fix und den Folien- und Kunstleder- bzw. Oberflächenmarkt unter dem Namen Skai produziert. Für diese Bereiche war ich in meiner Zeit vor allem tätig, jedoch auch für Kooperationsprojekte innerhalb der SSL, wie dem Automotiv Bereich mit dem vorrangigen Produktionsstandort Hannover.</w:t>
+        <w:t xml:space="preserve">Auf dem Gelände der Konrad Hurnschuch GmbH wird </w:t>
+      </w:r>
+      <w:proofErr w:type="spellStart"/>
+      <w:r>
+        <w:t>vorallem</w:t>
+      </w:r>
+      <w:proofErr w:type="spellEnd"/>
+      <w:r>
+        <w:t xml:space="preserve"> für die Heimdekorationsmarke d-c-fix und den Folien- und Kunstleder- bzw. Oberflächenmarkt unter dem Namen Skai produziert. Für diese Bereiche war ich in meiner Zeit vor allem tätig, jedoch auch für Kooperationsprojekte innerhalb der SSL, wie dem Automotiv Bereich mit dem vorrangigen Produktionsstandort Hannover.</w:t>
       </w:r>
     </w:p>
     <w:p>
@@ -2981,7 +3057,15 @@
         <w:pStyle w:val="MHUIFlietext"/>
       </w:pPr>
       <w:r>
-        <w:t>Vom 01.09.2025 bis zum 28.02.2026 war ich teil des Kommunikationsdesignteams der Konrad Hornschuch GmbH. Als Teil der Abteilung Markteting Communication ist dies ein kleineres Team bestehend aus, inklusive mir, acht Personen unter der Leitung von Christian Wellnitz.</w:t>
+        <w:t xml:space="preserve">Vom 01.09.2025 bis zum 28.02.2026 war ich teil des Kommunikationsdesignteams der Konrad Hornschuch GmbH. Als Teil der Abteilung </w:t>
+      </w:r>
+      <w:proofErr w:type="spellStart"/>
+      <w:r>
+        <w:t>Markteting</w:t>
+      </w:r>
+      <w:proofErr w:type="spellEnd"/>
+      <w:r>
+        <w:t xml:space="preserve"> Communication ist dies ein kleineres Team bestehend aus, inklusive mir, acht Personen unter der Leitung von Christian Wellnitz.</w:t>
       </w:r>
     </w:p>
     <w:p>
@@ -2998,7 +3082,15 @@
         <w:t xml:space="preserve"> benötigt es jedoch nicht nur </w:t>
       </w:r>
       <w:r>
-        <w:t>Grafiker, sondern auch Copywriter, 3d-</w:t>
+        <w:t xml:space="preserve">Grafiker, sondern auch </w:t>
+      </w:r>
+      <w:proofErr w:type="spellStart"/>
+      <w:r>
+        <w:t>Copywriter</w:t>
+      </w:r>
+      <w:proofErr w:type="spellEnd"/>
+      <w:r>
+        <w:t>, 3d-</w:t>
       </w:r>
       <w:r>
         <w:t>S</w:t>
@@ -3046,7 +3138,15 @@
         <w:pStyle w:val="MHUIFlietext"/>
       </w:pPr>
       <w:r>
-        <w:t>Das Team ist in einem Großraumbüro verortet, , in welchem jeder seinen eigenen Schreibtisch besitzt. Ausgestattet mit Monitor, Macbook und Skizzenpapier lässt sich so gut wie jede Aufgabe von hier aus bewältigen. Falls nicht müssen die ausgehändigten Sicherheitsschuhe getragen werden, um über das Gelände zu kommen.</w:t>
+        <w:t xml:space="preserve">Das Team ist in einem Großraumbüro verortet, , in welchem jeder seinen eigenen Schreibtisch besitzt. Ausgestattet mit Monitor, </w:t>
+      </w:r>
+      <w:proofErr w:type="spellStart"/>
+      <w:r>
+        <w:t>Macbook</w:t>
+      </w:r>
+      <w:proofErr w:type="spellEnd"/>
+      <w:r>
+        <w:t xml:space="preserve"> und Skizzenpapier lässt sich so gut wie jede Aufgabe von hier aus bewältigen. Falls nicht müssen die ausgehändigten Sicherheitsschuhe getragen werden, um über das Gelände zu kommen.</w:t>
       </w:r>
     </w:p>
     <w:p>
@@ -3054,7 +3154,15 @@
         <w:pStyle w:val="MHUIFlietext"/>
       </w:pPr>
       <w:r>
-        <w:t>Zu dem Büro gehört in einem seperaten Raum ein großer Besprechungstisch, eine kleine Küche und ein noch einmal unterteilter Raum für kleinere Besprechungen.</w:t>
+        <w:t xml:space="preserve">Zu dem Büro gehört in einem </w:t>
+      </w:r>
+      <w:proofErr w:type="spellStart"/>
+      <w:r>
+        <w:t>seperaten</w:t>
+      </w:r>
+      <w:proofErr w:type="spellEnd"/>
+      <w:r>
+        <w:t xml:space="preserve"> Raum ein großer Besprechungstisch, eine kleine Küche und ein noch einmal unterteilter Raum für kleinere Besprechungen.</w:t>
       </w:r>
     </w:p>
     <w:p>
@@ -3122,7 +3230,23 @@
         <w:t>Kapitel??</w:t>
       </w:r>
       <w:r>
-        <w:t xml:space="preserve">), Baumarkt POS‘s (Point of Sales), Werbeplakate, Elemente für Website und Webshop, sowie viele weitere Kommunikationsmittel. Zudem war ich Teil von </w:t>
+        <w:t xml:space="preserve">), Baumarkt </w:t>
+      </w:r>
+      <w:proofErr w:type="spellStart"/>
+      <w:r>
+        <w:t>POS‘s</w:t>
+      </w:r>
+      <w:proofErr w:type="spellEnd"/>
+      <w:r>
+        <w:t xml:space="preserve"> (Point </w:t>
+      </w:r>
+      <w:proofErr w:type="spellStart"/>
+      <w:r>
+        <w:t>of</w:t>
+      </w:r>
+      <w:proofErr w:type="spellEnd"/>
+      <w:r>
+        <w:t xml:space="preserve"> Sales), Werbeplakate, Elemente für Website und Webshop, sowie viele weitere Kommunikationsmittel. Zudem war ich Teil von </w:t>
       </w:r>
       <w:r>
         <w:t>Ideenfindungsprozessen und Meetings zu zukünftigen Projekten.</w:t>
@@ -3176,7 +3300,15 @@
         <w:pStyle w:val="MHUIFlietext"/>
       </w:pPr>
       <w:r>
-        <w:t xml:space="preserve">Bei gemeinsamen Mittagspausen in der Abteilungsküche wurde das Gemeinschaftsgefühl gefördert. Außerdem lernte man durch das zusammentreffen verschiedener Teams ständig neues, auch aus </w:t>
+        <w:t xml:space="preserve">Bei gemeinsamen Mittagspausen in der Abteilungsküche wurde das Gemeinschaftsgefühl gefördert. Außerdem lernte man durch das </w:t>
+      </w:r>
+      <w:proofErr w:type="spellStart"/>
+      <w:r>
+        <w:t>zusammentreffen</w:t>
+      </w:r>
+      <w:proofErr w:type="spellEnd"/>
+      <w:r>
+        <w:t xml:space="preserve"> verschiedener Teams ständig neues, auch aus </w:t>
       </w:r>
       <w:r>
         <w:lastRenderedPageBreak/>
@@ -3186,7 +3318,21 @@
         <w:rPr>
           <w:color w:val="EE0000"/>
         </w:rPr>
-        <w:t>Ema und co?</w:t>
+        <w:t xml:space="preserve">Ema und </w:t>
+      </w:r>
+      <w:proofErr w:type="spellStart"/>
+      <w:r>
+        <w:rPr>
+          <w:color w:val="EE0000"/>
+        </w:rPr>
+        <w:t>co</w:t>
+      </w:r>
+      <w:proofErr w:type="spellEnd"/>
+      <w:r>
+        <w:rPr>
+          <w:color w:val="EE0000"/>
+        </w:rPr>
+        <w:t>?</w:t>
       </w:r>
       <w:r>
         <w:rPr>
@@ -3221,7 +3367,15 @@
         <w:pStyle w:val="MHUIFlietext"/>
       </w:pPr>
       <w:r>
-        <w:t>Kapazitäten und aktuelle Projekte wurden jede Woche im Jour Fix im Team besprochen. Da das Team aus Mitgliedern aus Weißbach und aus Hannover besteht fand der Termin stehts über Teams statt, sowie die meisten Meetings und die Kommunikation.</w:t>
+        <w:t xml:space="preserve">Kapazitäten und aktuelle Projekte wurden jede Woche im Jour </w:t>
+      </w:r>
+      <w:proofErr w:type="spellStart"/>
+      <w:r>
+        <w:t>Fix</w:t>
+      </w:r>
+      <w:proofErr w:type="spellEnd"/>
+      <w:r>
+        <w:t xml:space="preserve"> im Team besprochen. Da das Team aus Mitgliedern aus Weißbach und aus Hannover besteht fand der Termin stehts über Teams statt, sowie die meisten Meetings und die Kommunikation.</w:t>
       </w:r>
     </w:p>
     <w:p>
@@ -3229,7 +3383,15 @@
         <w:pStyle w:val="MHUIFlietext"/>
       </w:pPr>
       <w:r>
-        <w:t>Zusätzlich gab es in den Wochen während dem Jahr 2025 noch ein wöchentliches Meeting mit den Marketing Managern, um allen zu verdeutlichen welche Kapazitäten zur Verfügung stehen und welche Aufgaben auch von den jewweils anderen Managern eingespielt wurden. Dieses Meeting wurde jedoch im Jahr 2026 nicht mehr weitergeführt, da Aufgaben dennoch nie zentral eingespielt wurden und man aus diesem Grund den Zweck nicht mehr gesehen hat.</w:t>
+        <w:t xml:space="preserve">Zusätzlich gab es in den Wochen während dem Jahr 2025 noch ein wöchentliches Meeting mit den Marketing Managern, um allen zu verdeutlichen welche Kapazitäten zur Verfügung stehen und welche Aufgaben auch von den </w:t>
+      </w:r>
+      <w:proofErr w:type="spellStart"/>
+      <w:r>
+        <w:t>jewweils</w:t>
+      </w:r>
+      <w:proofErr w:type="spellEnd"/>
+      <w:r>
+        <w:t xml:space="preserve"> anderen Managern eingespielt wurden. Dieses Meeting wurde jedoch im Jahr 2026 nicht mehr weitergeführt, da Aufgaben dennoch nie zentral eingespielt wurden und man aus diesem Grund den Zweck nicht mehr gesehen hat.</w:t>
       </w:r>
     </w:p>
     <w:p>
@@ -3237,7 +3399,39 @@
         <w:pStyle w:val="MHUIFlietext"/>
       </w:pPr>
       <w:r>
-        <w:t xml:space="preserve">Ein weiteres Regelmeeting war eine Gesamtrunde des Designteams, welches jeden Monat einmal stattfinden sollte, um den gesammten Fortschritt zu sammeln, sich untereinander abzustimmen und die Erkenntnisse dann weiter nach oben zu tragen. In diesem Fall zum Global Director Design, Markteting &amp; Strategy. </w:t>
+        <w:t xml:space="preserve">Ein weiteres Regelmeeting war eine Gesamtrunde des Designteams, welches jeden Monat einmal stattfinden sollte, um den </w:t>
+      </w:r>
+      <w:proofErr w:type="spellStart"/>
+      <w:r>
+        <w:t>gesammten</w:t>
+      </w:r>
+      <w:proofErr w:type="spellEnd"/>
+      <w:r>
+        <w:t xml:space="preserve"> Fortschritt zu sammeln, sich untereinander abzustimmen und die Erkenntnisse dann weiter nach oben zu tragen. In diesem Fall zum Global </w:t>
+      </w:r>
+      <w:proofErr w:type="spellStart"/>
+      <w:r>
+        <w:t>Director</w:t>
+      </w:r>
+      <w:proofErr w:type="spellEnd"/>
+      <w:r>
+        <w:t xml:space="preserve"> Design, </w:t>
+      </w:r>
+      <w:proofErr w:type="spellStart"/>
+      <w:r>
+        <w:t>Markteting</w:t>
+      </w:r>
+      <w:proofErr w:type="spellEnd"/>
+      <w:r>
+        <w:t xml:space="preserve"> &amp; </w:t>
+      </w:r>
+      <w:proofErr w:type="spellStart"/>
+      <w:r>
+        <w:t>Strategy</w:t>
+      </w:r>
+      <w:proofErr w:type="spellEnd"/>
+      <w:r>
+        <w:t xml:space="preserve">. </w:t>
       </w:r>
       <w:r>
         <w:rPr>
@@ -3270,7 +3464,15 @@
       </w:pPr>
       <w:r>
         <w:lastRenderedPageBreak/>
-        <w:t>Über Marketing Manager, welche auf die Teamleitung, oder Mitarbeiter mit seniorität, zugehen, welche diese Aufgaben dann an das Team weiterreichen und somit dann auch zu mir.</w:t>
+        <w:t xml:space="preserve">Über Marketing Manager, welche auf die Teamleitung, oder Mitarbeiter mit </w:t>
+      </w:r>
+      <w:proofErr w:type="spellStart"/>
+      <w:r>
+        <w:t>seniorität</w:t>
+      </w:r>
+      <w:proofErr w:type="spellEnd"/>
+      <w:r>
+        <w:t>, zugehen, welche diese Aufgaben dann an das Team weiterreichen und somit dann auch zu mir.</w:t>
       </w:r>
     </w:p>
     <w:p>
@@ -3346,7 +3548,15 @@
         <w:pStyle w:val="MHUIFlietext"/>
       </w:pPr>
       <w:r>
-        <w:t>Direkt zu Beginn wurden mir mehrere größere Projekte angetragen, so wurde zum Beispiel das redesign der Funktionsicons der Marke d-c-fix von meiner Vorgängerin begonnen. Dieses Projekt galt es voranzutreiben und abzuschließen.</w:t>
+        <w:t xml:space="preserve">Direkt zu Beginn wurden mir mehrere größere Projekte angetragen, so wurde zum Beispiel das </w:t>
+      </w:r>
+      <w:proofErr w:type="spellStart"/>
+      <w:r>
+        <w:t>redesign</w:t>
+      </w:r>
+      <w:proofErr w:type="spellEnd"/>
+      <w:r>
+        <w:t xml:space="preserve"> der Funktionsicons der Marke d-c-fix von meiner Vorgängerin begonnen. Dieses Projekt galt es voranzutreiben und abzuschließen.</w:t>
       </w:r>
     </w:p>
     <w:p>
@@ -3371,7 +3581,15 @@
         <w:pStyle w:val="MHUIFlietext"/>
       </w:pPr>
       <w:r>
-        <w:t xml:space="preserve">Diese Projekte begleiteten mich die meiste Zeit meines Praktikums. Meist liefen kleinere Projekte parralel mit, sodass ich stets an einem Mix aus größeren und kleineren Projekten arbeitete. </w:t>
+        <w:t xml:space="preserve">Diese Projekte begleiteten mich die meiste Zeit meines Praktikums. Meist liefen kleinere Projekte </w:t>
+      </w:r>
+      <w:proofErr w:type="spellStart"/>
+      <w:r>
+        <w:t>parralel</w:t>
+      </w:r>
+      <w:proofErr w:type="spellEnd"/>
+      <w:r>
+        <w:t xml:space="preserve"> mit, sodass ich stets an einem Mix aus größeren und kleineren Projekten arbeitete. </w:t>
       </w:r>
     </w:p>
     <w:p>
@@ -3446,11 +3664,27 @@
         <w:pStyle w:val="MHUIFlietext"/>
       </w:pPr>
       <w:r>
-        <w:t xml:space="preserve">Während dieses Projektes lernte ich viel über die Erstellung von Vectorgrafiken, Kleinstanpassungen und den Lauf von Typografie, sowie </w:t>
+        <w:t xml:space="preserve">Während dieses Projektes lernte ich viel über die Erstellung von </w:t>
+      </w:r>
+      <w:proofErr w:type="spellStart"/>
+      <w:r>
+        <w:t>Vectorgrafiken</w:t>
+      </w:r>
+      <w:proofErr w:type="spellEnd"/>
+      <w:r>
+        <w:t xml:space="preserve">, Kleinstanpassungen und den Lauf von Typografie, sowie </w:t>
       </w:r>
       <w:r>
         <w:lastRenderedPageBreak/>
-        <w:t>das Schrittweise beobachten von Unterschieden und Gemeinsamkeiten von verschiedenen Vectorstilen.</w:t>
+        <w:t xml:space="preserve">das Schrittweise beobachten von Unterschieden und Gemeinsamkeiten von verschiedenen </w:t>
+      </w:r>
+      <w:proofErr w:type="spellStart"/>
+      <w:r>
+        <w:t>Vectorstilen</w:t>
+      </w:r>
+      <w:proofErr w:type="spellEnd"/>
+      <w:r>
+        <w:t>.</w:t>
       </w:r>
       <w:r>
         <w:t xml:space="preserve"> </w:t>
@@ -3461,10 +3695,26 @@
         <w:pStyle w:val="MHUIFlietext"/>
       </w:pPr>
       <w:r>
-        <w:t>Das Endergebniss war für mich zufriedenstellend und integrierte sich gut mit anderen Designs und den Produkten der Brand, sodass das Ziel eine einheitliche Markenkommunikation zu erstellen, erfüllt wurde. Zeitlich benötigte dieses Projekt mehr Zeit als ursprünglich von mir antizipiert. Viele, teils sehr kleine, Anpassungen summierten sich</w:t>
-      </w:r>
-      <w:r>
-        <w:t>, vorallem gegen Ende,</w:t>
+        <w:t xml:space="preserve">Das </w:t>
+      </w:r>
+      <w:proofErr w:type="spellStart"/>
+      <w:r>
+        <w:t>Endergebniss</w:t>
+      </w:r>
+      <w:proofErr w:type="spellEnd"/>
+      <w:r>
+        <w:t xml:space="preserve"> war für mich zufriedenstellend und integrierte sich gut mit anderen Designs und den Produkten der Brand, sodass das Ziel eine einheitliche Markenkommunikation zu erstellen, erfüllt wurde. Zeitlich benötigte dieses Projekt mehr Zeit als ursprünglich von mir antizipiert. Viele, teils sehr kleine, Anpassungen summierten sich</w:t>
+      </w:r>
+      <w:r>
+        <w:t xml:space="preserve">, </w:t>
+      </w:r>
+      <w:proofErr w:type="spellStart"/>
+      <w:r>
+        <w:t>vorallem</w:t>
+      </w:r>
+      <w:proofErr w:type="spellEnd"/>
+      <w:r>
+        <w:t xml:space="preserve"> gegen Ende,</w:t>
       </w:r>
       <w:r>
         <w:t xml:space="preserve"> mit den Feedbackloops zu einer nicht unerheblichen Menge Zeit. </w:t>
@@ -3536,34 +3786,97 @@
         <w:pStyle w:val="MHUIFlietext"/>
       </w:pPr>
       <w:r>
-        <w:t>Gesagt sein muss, dass das Projekt als solches schon etwas früher begann, sodass schon grobe Ideen für die Richtung und ein rudimentärer Zeitplan feststanden.  Mein erster Kontakt war das Meeting, in welchem die endgültige Grundidee final diskutiert und abgestimmt wurde: „</w:t>
-      </w:r>
-      <w:r>
-        <w:t>Das leitende Prinzip ist die visuelle</w:t>
-      </w:r>
+        <w:t xml:space="preserve">Gesagt sein muss, dass das Projekt als solches schon etwas früher begann, sodass schon grobe Ideen für die Richtung und ein rudimentärer Zeitplan feststanden.  Mein erster Kontakt war das Meeting, in welchem die endgültige Grundidee final diskutiert und abgestimmt wurde: „Das leitende Prinzip ist die visuelle Darstellung unansehnlicher, anwendungsuntypischer Objekte und deren „Verwandlung“ durch d-c-fix-Folien.“. </w:t>
+      </w:r>
+      <w:r>
+        <w:t xml:space="preserve">Zielgruppe soll eine Firmeninterne </w:t>
+      </w:r>
+      <w:proofErr w:type="spellStart"/>
+      <w:r>
+        <w:t>Protopersona</w:t>
+      </w:r>
+      <w:proofErr w:type="spellEnd"/>
+      <w:r>
+        <w:t xml:space="preserve"> sein. Es sollen unter 30 jährige Frauen mit urbanem Hintergrund angesprochen werden.</w:t>
+      </w:r>
+    </w:p>
+    <w:p>
+      <w:pPr>
+        <w:pStyle w:val="MHUIFlietext"/>
+      </w:pPr>
+      <w:r>
+        <w:t xml:space="preserve">Nach der Festlegung des Themas wurde ich damit beauftragt passende Motive zu sammeln. In gemeinsamen Besprechungen mit Management, </w:t>
+      </w:r>
+      <w:proofErr w:type="spellStart"/>
+      <w:r>
+        <w:t>Copywriting</w:t>
+      </w:r>
+      <w:proofErr w:type="spellEnd"/>
+      <w:r>
+        <w:t xml:space="preserve">, </w:t>
+      </w:r>
+      <w:r>
+        <w:t xml:space="preserve">Ecom und Marketing stachen recht schnell sog. „Nichtorte“ als besonders passende Motive heraus, darunter U-Bahn-/ Bushaltestellen, Dixi Toiletten, Brücken, Fußgängerüberwege, Parkhäuser und ähnliches. </w:t>
+      </w:r>
+    </w:p>
+    <w:p>
+      <w:pPr>
+        <w:pStyle w:val="MHUIFlietext"/>
+      </w:pPr>
+      <w:r>
+        <w:t xml:space="preserve">Im weiteren wurde der Grundmotivpool auf eine kleine Auswahlbegrenzt und einige der farbenfrohen d-c-fix </w:t>
+      </w:r>
+      <w:proofErr w:type="spellStart"/>
+      <w:r>
+        <w:t>Dekofolien</w:t>
+      </w:r>
+      <w:proofErr w:type="spellEnd"/>
+      <w:r>
+        <w:t xml:space="preserve"> testweise auf die Objekte bearbeitet. </w:t>
+      </w:r>
+    </w:p>
+    <w:p>
+      <w:pPr>
+        <w:pStyle w:val="MHUIFlietext"/>
+      </w:pPr>
+      <w:r>
+        <w:t xml:space="preserve">Durch ständige Rücksprache mit dem Team kristallisierte sich der Grundaufbau nach und nach hinaus, bestehend aus dem bearbeiteten </w:t>
+      </w:r>
+      <w:r>
+        <w:lastRenderedPageBreak/>
+        <w:t xml:space="preserve">Motiv, einem sog. </w:t>
+      </w:r>
+      <w:proofErr w:type="spellStart"/>
+      <w:r>
+        <w:t>Memphispattern</w:t>
+      </w:r>
+      <w:proofErr w:type="spellEnd"/>
+      <w:r>
+        <w:t xml:space="preserve"> als Teil des Corporate Designs, dem Slogan „d-c-fix es einfach!“ und einem Call </w:t>
+      </w:r>
+      <w:proofErr w:type="spellStart"/>
+      <w:r>
+        <w:t>to</w:t>
+      </w:r>
+      <w:proofErr w:type="spellEnd"/>
       <w:r>
         <w:t xml:space="preserve"> </w:t>
       </w:r>
-      <w:r>
-        <w:t>Darstellung unansehnlicher</w:t>
-      </w:r>
-      <w:r>
-        <w:t>, anwendungsuntypischer</w:t>
-      </w:r>
-      <w:r>
-        <w:t xml:space="preserve"> Objekte und deren „Verwandlung“ durch</w:t>
-      </w:r>
-      <w:r>
-        <w:t xml:space="preserve"> </w:t>
-      </w:r>
-      <w:r>
-        <w:t>d-c-fix-Folien</w:t>
-      </w:r>
-      <w:r>
-        <w:t xml:space="preserve">.“. </w:t>
-      </w:r>
-      <w:r>
-        <w:t>Zielgruppe soll eine Firmeninterne Protopersona sein. Es sollen unter 30 jährige Frauen mit urbanem Hintergrund angesprochen werden.</w:t>
+      <w:proofErr w:type="spellStart"/>
+      <w:r>
+        <w:t>action</w:t>
+      </w:r>
+      <w:proofErr w:type="spellEnd"/>
+      <w:r>
+        <w:t xml:space="preserve"> inklusive </w:t>
+      </w:r>
+      <w:proofErr w:type="spellStart"/>
+      <w:r>
+        <w:t>Qr-Code</w:t>
+      </w:r>
+      <w:proofErr w:type="spellEnd"/>
+      <w:r>
+        <w:t>.</w:t>
       </w:r>
     </w:p>
     <w:p>
@@ -3571,38 +3884,15 @@
         <w:pStyle w:val="MHUIFlietext"/>
       </w:pPr>
       <w:r>
-        <w:t xml:space="preserve">Nach der Festlegung des Themas wurde ich damit beauftragt passende Motive zu sammeln. In gemeinsamen Besprechungen mit Management, Copywriting, </w:t>
-      </w:r>
-      <w:r>
-        <w:t xml:space="preserve">Ecom und Marketing stachen recht schnell sog. „Nichtorte“ als besonders passende Motive heraus, darunter U-Bahn-/ Bushaltestellen, Dixi Toiletten, Brücken, Fußgängerüberwege, Parkhäuser und ähnliches. </w:t>
-      </w:r>
-    </w:p>
-    <w:p>
-      <w:pPr>
-        <w:pStyle w:val="MHUIFlietext"/>
-      </w:pPr>
-      <w:r>
-        <w:t xml:space="preserve">Im weiteren wurde der Grundmotivpool auf eine kleine Auswahlbegrenzt und einige der farbenfrohen d-c-fix Dekofolien testweise auf die Objekte bearbeitet. </w:t>
-      </w:r>
-    </w:p>
-    <w:p>
-      <w:pPr>
-        <w:pStyle w:val="MHUIFlietext"/>
-      </w:pPr>
-      <w:r>
-        <w:t xml:space="preserve">Durch ständige Rücksprache mit dem Team kristallisierte sich der Grundaufbau nach und nach hinaus, bestehend aus dem bearbeiteten </w:t>
-      </w:r>
-      <w:r>
-        <w:lastRenderedPageBreak/>
-        <w:t>Motiv, einem sog. Memphispattern als Teil des Corporate Designs, dem Slogan „d-c-fix es einfach!“ und einem Call to action inklusive Qr-Code.</w:t>
-      </w:r>
-    </w:p>
-    <w:p>
-      <w:pPr>
-        <w:pStyle w:val="MHUIFlietext"/>
-      </w:pPr>
-      <w:r>
-        <w:t>In der finalen Phase lernte ich neues über das bereitmachen der Daten für verschiedene Anwedungsbereiche. Hauptsächlich galt es die Motive für 18/1 Plakate Druckfertig zu machen. Farbprofil und Überlappungskanten der einzelnen Druckbahnen waren die letzte Herausforderung, bevor die Plakate Anfang Februar in den Druck gingen.</w:t>
+        <w:t xml:space="preserve">In der finalen Phase lernte ich neues über das bereitmachen der Daten für verschiedene </w:t>
+      </w:r>
+      <w:proofErr w:type="spellStart"/>
+      <w:r>
+        <w:t>Anwedungsbereiche</w:t>
+      </w:r>
+      <w:proofErr w:type="spellEnd"/>
+      <w:r>
+        <w:t>. Hauptsächlich galt es die Motive für 18/1 Plakate Druckfertig zu machen. Farbprofil und Überlappungskanten der einzelnen Druckbahnen waren die letzte Herausforderung, bevor die Plakate Anfang Februar in den Druck gingen.</w:t>
       </w:r>
     </w:p>
     <w:p>
@@ -3613,7 +3903,39 @@
         </w:rPr>
       </w:pPr>
       <w:r>
-        <w:t>Das Hauptaugenmerk der Kampagne war der out of home (OOH) Bereich mit 26 18/1-Plakaten in Gießen und 5 Flächen in Berlin mit großer Sichtbarkeit. Jedoch wurde parallel auch eine bezahlte Google-ads Kampagne geführt mit Fokus auf den Raum Frankfurt und München. Auch diese Motive wurden von mir vorbereitet, sowie die Bilder der Landingpage, welche vom Qr-code oder Link aus zu erreichen war.</w:t>
+        <w:t xml:space="preserve">Das Hauptaugenmerk der Kampagne war der out </w:t>
+      </w:r>
+      <w:proofErr w:type="spellStart"/>
+      <w:r>
+        <w:t>of</w:t>
+      </w:r>
+      <w:proofErr w:type="spellEnd"/>
+      <w:r>
+        <w:t xml:space="preserve"> </w:t>
+      </w:r>
+      <w:proofErr w:type="spellStart"/>
+      <w:r>
+        <w:t>home</w:t>
+      </w:r>
+      <w:proofErr w:type="spellEnd"/>
+      <w:r>
+        <w:t xml:space="preserve"> (OOH) Bereich mit 26 18/1-Plakaten in Gießen und 5 Flächen in Berlin mit großer Sichtbarkeit. Jedoch wurde parallel auch eine bezahlte Google-</w:t>
+      </w:r>
+      <w:proofErr w:type="spellStart"/>
+      <w:r>
+        <w:t>ads</w:t>
+      </w:r>
+      <w:proofErr w:type="spellEnd"/>
+      <w:r>
+        <w:t xml:space="preserve"> Kampagne geführt mit Fokus auf den Raum Frankfurt und München. Auch diese Motive wurden von mir vorbereitet, sowie die Bilder der Landingpage, welche vom </w:t>
+      </w:r>
+      <w:proofErr w:type="spellStart"/>
+      <w:r>
+        <w:t>Qr-code</w:t>
+      </w:r>
+      <w:proofErr w:type="spellEnd"/>
+      <w:r>
+        <w:t xml:space="preserve"> oder Link aus zu erreichen war.</w:t>
       </w:r>
       <w:r>
         <w:t xml:space="preserve"> Das Budget für die OOH Kampagne betrug 20.000€ und 8.000€ für die digitale Kampagne.</w:t>
@@ -3647,13 +3969,7 @@
         <w:t>für meine Verhältnisse</w:t>
       </w:r>
       <w:r>
-        <w:t xml:space="preserve">) recht hohem Budget belegt war, war diese Aufgabe mit eine der lehrreichsten und spannendsten. Über Fotorecherche, Bildkomposition, </w:t>
-      </w:r>
-      <w:r>
-        <w:t>Druckproduktion</w:t>
-      </w:r>
-      <w:r>
-        <w:t>, Projektablauf</w:t>
+        <w:t>) recht hohem Budget belegt war, war diese Aufgabe mit eine der lehrreichsten und spannendsten. Über Fotorecherche, Bildkomposition, Druckproduktion, Projektablauf</w:t>
       </w:r>
       <w:r>
         <w:t xml:space="preserve"> und vielen weiteren Bereichen konnte ich hier sehr viel mitnehmen. Vor </w:t>
@@ -3665,15 +3981,66 @@
     </w:p>
     <w:p>
       <w:pPr>
+        <w:rPr>
+          <w:rFonts w:ascii="Open Sans" w:hAnsi="Open Sans"/>
+          <w:bCs/>
+          <w:spacing w:val="15"/>
+          <w:sz w:val="24"/>
+          <w:szCs w:val="22"/>
+          <w:lang w:bidi="en-US"/>
+        </w:rPr>
+      </w:pPr>
+      <w:r>
+        <w:br w:type="page"/>
+      </w:r>
+    </w:p>
+    <w:p>
+      <w:pPr>
+        <w:pStyle w:val="MHUIberschrift2"/>
+      </w:pPr>
+      <w:r>
+        <w:lastRenderedPageBreak/>
+        <w:t>Präsentationstool Automotive Continental</w:t>
+      </w:r>
+    </w:p>
+    <w:p>
+      <w:pPr>
         <w:pStyle w:val="MHUIFlietext"/>
       </w:pPr>
-    </w:p>
-    <w:p>
-      <w:pPr>
-        <w:pStyle w:val="MHUIberschrift2"/>
-      </w:pPr>
-      <w:r>
-        <w:t>Präsentationstool Automotive Continental</w:t>
+      <w:r>
+        <w:t xml:space="preserve">Das herausforderndste Projekt während meines Praktikums war ein Präsentationstool für den Automotive Bereich der SSL. Hierbei sollte es sich um ein Tool handeln, mit dessen Hilfe ein Sales Mitarbeiter bei einem sog. Lunch and Learn, ein neues, sich noch in der Entwicklung befindendes, Material ankündigt. </w:t>
+      </w:r>
+    </w:p>
+    <w:p>
+      <w:pPr>
+        <w:pStyle w:val="MHUIFlietext"/>
+      </w:pPr>
+      <w:r>
+        <w:t>Das Projekt wurde zunächst über einen Azubi aus eben jenem Bereich eingespielt</w:t>
+      </w:r>
+      <w:r>
+        <w:t xml:space="preserve">. In Überlegung war das wir zusammen das Konzept vollständig ausarbeiten. Jedoch </w:t>
+      </w:r>
+    </w:p>
+    <w:p>
+      <w:pPr>
+        <w:pStyle w:val="MHUIFlietext"/>
+      </w:pPr>
+    </w:p>
+    <w:p>
+      <w:pPr>
+        <w:pStyle w:val="MHUIFlietext"/>
+      </w:pPr>
+      <w:r>
+        <w:t xml:space="preserve">Anforderung des Marketing Manager Automotive war eine </w:t>
+      </w:r>
+      <w:proofErr w:type="spellStart"/>
+      <w:r>
+        <w:t>Sitzform</w:t>
+      </w:r>
+      <w:proofErr w:type="spellEnd"/>
+      <w:r>
+        <w:t xml:space="preserve"> </w:t>
       </w:r>
     </w:p>
     <w:p>
@@ -3750,8 +4117,8 @@
         <w:br w:type="page"/>
       </w:r>
     </w:p>
-    <w:bookmarkStart w:id="20" w:name="_Toc223515369" w:displacedByCustomXml="next"/>
-    <w:bookmarkStart w:id="21" w:name="_Toc155788198" w:displacedByCustomXml="next"/>
+    <w:bookmarkStart w:id="20" w:name="_Toc155788198" w:displacedByCustomXml="next"/>
+    <w:bookmarkStart w:id="21" w:name="_Toc223515369" w:displacedByCustomXml="next"/>
     <w:sdt>
       <w:sdtPr>
         <w:rPr>

--- a/Semester_5/Praxissemesterbericht/Praxissemesterbericht_Malte_Hermann_2026-03-04.docx
+++ b/Semester_5/Praxissemesterbericht/Praxissemesterbericht_Malte_Hermann_2026-03-04.docx
@@ -112,13 +112,8 @@
         <w:pStyle w:val="MHUITitelseiteText"/>
       </w:pPr>
       <w:r>
-        <w:t xml:space="preserve">Studienbereich Human </w:t>
-      </w:r>
-      <w:proofErr w:type="spellStart"/>
-      <w:r>
-        <w:t>Centricity</w:t>
-      </w:r>
-      <w:proofErr w:type="spellEnd"/>
+        <w:t>Studienbereich Human Centricity</w:t>
+      </w:r>
     </w:p>
     <w:p>
       <w:pPr>
@@ -262,13 +257,8 @@
         <w:pStyle w:val="MHUITitelseiteText"/>
       </w:pPr>
       <w:r>
-        <w:t xml:space="preserve">Studienbereich Human </w:t>
-      </w:r>
-      <w:proofErr w:type="spellStart"/>
-      <w:r>
-        <w:t>Centricity</w:t>
-      </w:r>
-      <w:proofErr w:type="spellEnd"/>
+        <w:t>Studienbereich Human Centricity</w:t>
+      </w:r>
     </w:p>
     <w:p>
       <w:pPr>
@@ -2826,11 +2816,9 @@
       <w:pPr>
         <w:pStyle w:val="MHUIStrichliste"/>
       </w:pPr>
-      <w:proofErr w:type="spellStart"/>
       <w:r>
         <w:t>ContiTech</w:t>
       </w:r>
-      <w:proofErr w:type="spellEnd"/>
     </w:p>
     <w:p>
       <w:pPr>
@@ -2853,15 +2841,7 @@
         <w:pStyle w:val="MHUIFlietext"/>
       </w:pPr>
       <w:r>
-        <w:t xml:space="preserve">Continental fokussiert sich daher wieder </w:t>
-      </w:r>
-      <w:proofErr w:type="spellStart"/>
-      <w:r>
-        <w:t>vorallem</w:t>
-      </w:r>
-      <w:proofErr w:type="spellEnd"/>
-      <w:r>
-        <w:t xml:space="preserve"> auf das Kerngeschäft, nämlich den Tires Sektor. </w:t>
+        <w:t xml:space="preserve">Continental fokussiert sich daher wieder vorallem auf das Kerngeschäft, nämlich den Tires Sektor. </w:t>
       </w:r>
     </w:p>
     <w:p>
@@ -2893,15 +2873,7 @@
         <w:pStyle w:val="MHUIFlietext"/>
       </w:pPr>
       <w:r>
-        <w:t xml:space="preserve">Die </w:t>
-      </w:r>
-      <w:proofErr w:type="spellStart"/>
-      <w:r>
-        <w:t>ContiTech</w:t>
-      </w:r>
-      <w:proofErr w:type="spellEnd"/>
-      <w:r>
-        <w:t xml:space="preserve"> entwickelt Kunststofflösungen im industriellen Umfeld für verschiedenste Anwendungsbereiche unter der Leitung von Philip Nelles. Anfang 2025 hatte der Unternehmensteil 39.000 Mitarbeiter. (</w:t>
+        <w:t>Die ContiTech entwickelt Kunststofflösungen im industriellen Umfeld für verschiedenste Anwendungsbereiche unter der Leitung von Philip Nelles. Anfang 2025 hatte der Unternehmensteil 39.000 Mitarbeiter. (</w:t>
       </w:r>
       <w:r>
         <w:t>https://www.continental.com/de/presse/pressemitteilungen/20250408-continental/</w:t>
@@ -2915,27 +2887,11 @@
         <w:pStyle w:val="MHUIFlietext"/>
       </w:pPr>
       <w:r>
-        <w:t xml:space="preserve">Auch der Bereich </w:t>
-      </w:r>
-      <w:proofErr w:type="spellStart"/>
-      <w:r>
-        <w:t>ContiTech</w:t>
-      </w:r>
-      <w:proofErr w:type="spellEnd"/>
-      <w:r>
-        <w:t xml:space="preserve"> ist im starken Umbruch. So soll auch dieser Bereich in naher Zukunft ausgegliedert, von Continental losgelöst, werden und als eigenständiges Unternehmen geführt werden. Als Teil </w:t>
+        <w:t xml:space="preserve">Auch der Bereich ContiTech ist im starken Umbruch. So soll auch dieser Bereich in naher Zukunft ausgegliedert, von Continental losgelöst, werden und als eigenständiges Unternehmen geführt werden. Als Teil </w:t>
       </w:r>
       <w:r>
         <w:lastRenderedPageBreak/>
-        <w:t xml:space="preserve">der </w:t>
-      </w:r>
-      <w:proofErr w:type="spellStart"/>
-      <w:r>
-        <w:t>ContiTech</w:t>
-      </w:r>
-      <w:proofErr w:type="spellEnd"/>
-      <w:r>
-        <w:t xml:space="preserve"> war während meiner Zeit schon stark zu spüren, welche Unsicherheiten und Sorgen das mit sich bringen wird und bereits tut. So war ich regelmäßig teil so genannter Open Calls, in welchen immer wieder aufgezeigt wurde, wie der aktuelle Stand der Verkaufs ist und wie die Marktanteile und </w:t>
+        <w:t xml:space="preserve">der ContiTech war während meiner Zeit schon stark zu spüren, welche Unsicherheiten und Sorgen das mit sich bringen wird und bereits tut. So war ich regelmäßig teil so genannter Open Calls, in welchen immer wieder aufgezeigt wurde, wie der aktuelle Stand der Verkaufs ist und wie die Marktanteile und </w:t>
       </w:r>
       <w:r>
         <w:t>Performanceziele immer weiter sinken.</w:t>
@@ -2962,15 +2918,7 @@
         <w:pStyle w:val="MHUIFlietext"/>
       </w:pPr>
       <w:r>
-        <w:t xml:space="preserve">Als Teil der </w:t>
-      </w:r>
-      <w:proofErr w:type="spellStart"/>
-      <w:r>
-        <w:t>ContiTech</w:t>
-      </w:r>
-      <w:proofErr w:type="spellEnd"/>
-      <w:r>
-        <w:t xml:space="preserve"> spezialisiert sich die SSL (Surface Solutions) auf Oberflächenmaterialien in verschiedenen Bereichen. Ein großer Bereich sind Automobilinterieure, jedoch sind auch Möbelbezüge und dekorative Materialien in diesem Bereich angesiedelt. </w:t>
+        <w:t xml:space="preserve">Als Teil der ContiTech spezialisiert sich die SSL (Surface Solutions) auf Oberflächenmaterialien in verschiedenen Bereichen. Ein großer Bereich sind Automobilinterieure, jedoch sind auch Möbelbezüge und dekorative Materialien in diesem Bereich angesiedelt. </w:t>
       </w:r>
     </w:p>
     <w:p>
@@ -3000,23 +2948,7 @@
         <w:t>tellungsstandort</w:t>
       </w:r>
       <w:r>
-        <w:t xml:space="preserve">, ist seit 2016 teil der Continental AG und wird im Zuge der Ausgliederung der </w:t>
-      </w:r>
-      <w:proofErr w:type="spellStart"/>
-      <w:r>
-        <w:t>ContiTech</w:t>
-      </w:r>
-      <w:proofErr w:type="spellEnd"/>
-      <w:r>
-        <w:t xml:space="preserve"> vermutlich 2026 ausschließlich zu </w:t>
-      </w:r>
-      <w:proofErr w:type="spellStart"/>
-      <w:r>
-        <w:t>ContiTech</w:t>
-      </w:r>
-      <w:proofErr w:type="spellEnd"/>
-      <w:r>
-        <w:t xml:space="preserve"> gehören.</w:t>
+        <w:t>, ist seit 2016 teil der Continental AG und wird im Zuge der Ausgliederung der ContiTech vermutlich 2026 ausschließlich zu ContiTech gehören.</w:t>
       </w:r>
     </w:p>
     <w:p>
@@ -3024,15 +2956,7 @@
         <w:pStyle w:val="MHUIFlietext"/>
       </w:pPr>
       <w:r>
-        <w:t xml:space="preserve">Auf dem Gelände der Konrad Hurnschuch GmbH wird </w:t>
-      </w:r>
-      <w:proofErr w:type="spellStart"/>
-      <w:r>
-        <w:t>vorallem</w:t>
-      </w:r>
-      <w:proofErr w:type="spellEnd"/>
-      <w:r>
-        <w:t xml:space="preserve"> für die Heimdekorationsmarke d-c-fix und den Folien- und Kunstleder- bzw. Oberflächenmarkt unter dem Namen Skai produziert. Für diese Bereiche war ich in meiner Zeit vor allem tätig, jedoch auch für Kooperationsprojekte innerhalb der SSL, wie dem Automotiv Bereich mit dem vorrangigen Produktionsstandort Hannover.</w:t>
+        <w:t>Auf dem Gelände der Konrad Hurnschuch GmbH wird vorallem für die Heimdekorationsmarke d-c-fix und den Folien- und Kunstleder- bzw. Oberflächenmarkt unter dem Namen Skai produziert. Für diese Bereiche war ich in meiner Zeit vor allem tätig, jedoch auch für Kooperationsprojekte innerhalb der SSL, wie dem Automotiv Bereich mit dem vorrangigen Produktionsstandort Hannover.</w:t>
       </w:r>
     </w:p>
     <w:p>
@@ -3057,15 +2981,7 @@
         <w:pStyle w:val="MHUIFlietext"/>
       </w:pPr>
       <w:r>
-        <w:t xml:space="preserve">Vom 01.09.2025 bis zum 28.02.2026 war ich teil des Kommunikationsdesignteams der Konrad Hornschuch GmbH. Als Teil der Abteilung </w:t>
-      </w:r>
-      <w:proofErr w:type="spellStart"/>
-      <w:r>
-        <w:t>Markteting</w:t>
-      </w:r>
-      <w:proofErr w:type="spellEnd"/>
-      <w:r>
-        <w:t xml:space="preserve"> Communication ist dies ein kleineres Team bestehend aus, inklusive mir, acht Personen unter der Leitung von Christian Wellnitz.</w:t>
+        <w:t>Vom 01.09.2025 bis zum 28.02.2026 war ich teil des Kommunikationsdesignteams der Konrad Hornschuch GmbH. Als Teil der Abteilung Markteting Communication ist dies ein kleineres Team bestehend aus, inklusive mir, acht Personen unter der Leitung von Christian Wellnitz.</w:t>
       </w:r>
     </w:p>
     <w:p>
@@ -3082,15 +2998,7 @@
         <w:t xml:space="preserve"> benötigt es jedoch nicht nur </w:t>
       </w:r>
       <w:r>
-        <w:t xml:space="preserve">Grafiker, sondern auch </w:t>
-      </w:r>
-      <w:proofErr w:type="spellStart"/>
-      <w:r>
-        <w:t>Copywriter</w:t>
-      </w:r>
-      <w:proofErr w:type="spellEnd"/>
-      <w:r>
-        <w:t>, 3d-</w:t>
+        <w:t>Grafiker, sondern auch Copywriter, 3d-</w:t>
       </w:r>
       <w:r>
         <w:t>S</w:t>
@@ -3138,15 +3046,7 @@
         <w:pStyle w:val="MHUIFlietext"/>
       </w:pPr>
       <w:r>
-        <w:t xml:space="preserve">Das Team ist in einem Großraumbüro verortet, , in welchem jeder seinen eigenen Schreibtisch besitzt. Ausgestattet mit Monitor, </w:t>
-      </w:r>
-      <w:proofErr w:type="spellStart"/>
-      <w:r>
-        <w:t>Macbook</w:t>
-      </w:r>
-      <w:proofErr w:type="spellEnd"/>
-      <w:r>
-        <w:t xml:space="preserve"> und Skizzenpapier lässt sich so gut wie jede Aufgabe von hier aus bewältigen. Falls nicht müssen die ausgehändigten Sicherheitsschuhe getragen werden, um über das Gelände zu kommen.</w:t>
+        <w:t>Das Team ist in einem Großraumbüro verortet, , in welchem jeder seinen eigenen Schreibtisch besitzt. Ausgestattet mit Monitor, Macbook und Skizzenpapier lässt sich so gut wie jede Aufgabe von hier aus bewältigen. Falls nicht müssen die ausgehändigten Sicherheitsschuhe getragen werden, um über das Gelände zu kommen.</w:t>
       </w:r>
     </w:p>
     <w:p>
@@ -3154,15 +3054,7 @@
         <w:pStyle w:val="MHUIFlietext"/>
       </w:pPr>
       <w:r>
-        <w:t xml:space="preserve">Zu dem Büro gehört in einem </w:t>
-      </w:r>
-      <w:proofErr w:type="spellStart"/>
-      <w:r>
-        <w:t>seperaten</w:t>
-      </w:r>
-      <w:proofErr w:type="spellEnd"/>
-      <w:r>
-        <w:t xml:space="preserve"> Raum ein großer Besprechungstisch, eine kleine Küche und ein noch einmal unterteilter Raum für kleinere Besprechungen.</w:t>
+        <w:t>Zu dem Büro gehört in einem seperaten Raum ein großer Besprechungstisch, eine kleine Küche und ein noch einmal unterteilter Raum für kleinere Besprechungen.</w:t>
       </w:r>
     </w:p>
     <w:p>
@@ -3230,23 +3122,7 @@
         <w:t>Kapitel??</w:t>
       </w:r>
       <w:r>
-        <w:t xml:space="preserve">), Baumarkt </w:t>
-      </w:r>
-      <w:proofErr w:type="spellStart"/>
-      <w:r>
-        <w:t>POS‘s</w:t>
-      </w:r>
-      <w:proofErr w:type="spellEnd"/>
-      <w:r>
-        <w:t xml:space="preserve"> (Point </w:t>
-      </w:r>
-      <w:proofErr w:type="spellStart"/>
-      <w:r>
-        <w:t>of</w:t>
-      </w:r>
-      <w:proofErr w:type="spellEnd"/>
-      <w:r>
-        <w:t xml:space="preserve"> Sales), Werbeplakate, Elemente für Website und Webshop, sowie viele weitere Kommunikationsmittel. Zudem war ich Teil von </w:t>
+        <w:t xml:space="preserve">), Baumarkt POS‘s (Point of Sales), Werbeplakate, Elemente für Website und Webshop, sowie viele weitere Kommunikationsmittel. Zudem war ich Teil von </w:t>
       </w:r>
       <w:r>
         <w:t>Ideenfindungsprozessen und Meetings zu zukünftigen Projekten.</w:t>
@@ -3300,15 +3176,7 @@
         <w:pStyle w:val="MHUIFlietext"/>
       </w:pPr>
       <w:r>
-        <w:t xml:space="preserve">Bei gemeinsamen Mittagspausen in der Abteilungsküche wurde das Gemeinschaftsgefühl gefördert. Außerdem lernte man durch das </w:t>
-      </w:r>
-      <w:proofErr w:type="spellStart"/>
-      <w:r>
-        <w:t>zusammentreffen</w:t>
-      </w:r>
-      <w:proofErr w:type="spellEnd"/>
-      <w:r>
-        <w:t xml:space="preserve"> verschiedener Teams ständig neues, auch aus </w:t>
+        <w:t xml:space="preserve">Bei gemeinsamen Mittagspausen in der Abteilungsküche wurde das Gemeinschaftsgefühl gefördert. Außerdem lernte man durch das zusammentreffen verschiedener Teams ständig neues, auch aus </w:t>
       </w:r>
       <w:r>
         <w:lastRenderedPageBreak/>
@@ -3318,21 +3186,7 @@
         <w:rPr>
           <w:color w:val="EE0000"/>
         </w:rPr>
-        <w:t xml:space="preserve">Ema und </w:t>
-      </w:r>
-      <w:proofErr w:type="spellStart"/>
-      <w:r>
-        <w:rPr>
-          <w:color w:val="EE0000"/>
-        </w:rPr>
-        <w:t>co</w:t>
-      </w:r>
-      <w:proofErr w:type="spellEnd"/>
-      <w:r>
-        <w:rPr>
-          <w:color w:val="EE0000"/>
-        </w:rPr>
-        <w:t>?</w:t>
+        <w:t>Ema und co?</w:t>
       </w:r>
       <w:r>
         <w:rPr>
@@ -3367,15 +3221,7 @@
         <w:pStyle w:val="MHUIFlietext"/>
       </w:pPr>
       <w:r>
-        <w:t xml:space="preserve">Kapazitäten und aktuelle Projekte wurden jede Woche im Jour </w:t>
-      </w:r>
-      <w:proofErr w:type="spellStart"/>
-      <w:r>
-        <w:t>Fix</w:t>
-      </w:r>
-      <w:proofErr w:type="spellEnd"/>
-      <w:r>
-        <w:t xml:space="preserve"> im Team besprochen. Da das Team aus Mitgliedern aus Weißbach und aus Hannover besteht fand der Termin stehts über Teams statt, sowie die meisten Meetings und die Kommunikation.</w:t>
+        <w:t>Kapazitäten und aktuelle Projekte wurden jede Woche im Jour Fix im Team besprochen. Da das Team aus Mitgliedern aus Weißbach und aus Hannover besteht fand der Termin stehts über Teams statt, sowie die meisten Meetings und die Kommunikation.</w:t>
       </w:r>
     </w:p>
     <w:p>
@@ -3383,15 +3229,7 @@
         <w:pStyle w:val="MHUIFlietext"/>
       </w:pPr>
       <w:r>
-        <w:t xml:space="preserve">Zusätzlich gab es in den Wochen während dem Jahr 2025 noch ein wöchentliches Meeting mit den Marketing Managern, um allen zu verdeutlichen welche Kapazitäten zur Verfügung stehen und welche Aufgaben auch von den </w:t>
-      </w:r>
-      <w:proofErr w:type="spellStart"/>
-      <w:r>
-        <w:t>jewweils</w:t>
-      </w:r>
-      <w:proofErr w:type="spellEnd"/>
-      <w:r>
-        <w:t xml:space="preserve"> anderen Managern eingespielt wurden. Dieses Meeting wurde jedoch im Jahr 2026 nicht mehr weitergeführt, da Aufgaben dennoch nie zentral eingespielt wurden und man aus diesem Grund den Zweck nicht mehr gesehen hat.</w:t>
+        <w:t>Zusätzlich gab es in den Wochen während dem Jahr 2025 noch ein wöchentliches Meeting mit den Marketing Managern, um allen zu verdeutlichen welche Kapazitäten zur Verfügung stehen und welche Aufgaben auch von den jewweils anderen Managern eingespielt wurden. Dieses Meeting wurde jedoch im Jahr 2026 nicht mehr weitergeführt, da Aufgaben dennoch nie zentral eingespielt wurden und man aus diesem Grund den Zweck nicht mehr gesehen hat.</w:t>
       </w:r>
     </w:p>
     <w:p>
@@ -3399,39 +3237,7 @@
         <w:pStyle w:val="MHUIFlietext"/>
       </w:pPr>
       <w:r>
-        <w:t xml:space="preserve">Ein weiteres Regelmeeting war eine Gesamtrunde des Designteams, welches jeden Monat einmal stattfinden sollte, um den </w:t>
-      </w:r>
-      <w:proofErr w:type="spellStart"/>
-      <w:r>
-        <w:t>gesammten</w:t>
-      </w:r>
-      <w:proofErr w:type="spellEnd"/>
-      <w:r>
-        <w:t xml:space="preserve"> Fortschritt zu sammeln, sich untereinander abzustimmen und die Erkenntnisse dann weiter nach oben zu tragen. In diesem Fall zum Global </w:t>
-      </w:r>
-      <w:proofErr w:type="spellStart"/>
-      <w:r>
-        <w:t>Director</w:t>
-      </w:r>
-      <w:proofErr w:type="spellEnd"/>
-      <w:r>
-        <w:t xml:space="preserve"> Design, </w:t>
-      </w:r>
-      <w:proofErr w:type="spellStart"/>
-      <w:r>
-        <w:t>Markteting</w:t>
-      </w:r>
-      <w:proofErr w:type="spellEnd"/>
-      <w:r>
-        <w:t xml:space="preserve"> &amp; </w:t>
-      </w:r>
-      <w:proofErr w:type="spellStart"/>
-      <w:r>
-        <w:t>Strategy</w:t>
-      </w:r>
-      <w:proofErr w:type="spellEnd"/>
-      <w:r>
-        <w:t xml:space="preserve">. </w:t>
+        <w:t xml:space="preserve">Ein weiteres Regelmeeting war eine Gesamtrunde des Designteams, welches jeden Monat einmal stattfinden sollte, um den gesammten Fortschritt zu sammeln, sich untereinander abzustimmen und die Erkenntnisse dann weiter nach oben zu tragen. In diesem Fall zum Global Director Design, Markteting &amp; Strategy. </w:t>
       </w:r>
       <w:r>
         <w:rPr>
@@ -3464,15 +3270,7 @@
       </w:pPr>
       <w:r>
         <w:lastRenderedPageBreak/>
-        <w:t xml:space="preserve">Über Marketing Manager, welche auf die Teamleitung, oder Mitarbeiter mit </w:t>
-      </w:r>
-      <w:proofErr w:type="spellStart"/>
-      <w:r>
-        <w:t>seniorität</w:t>
-      </w:r>
-      <w:proofErr w:type="spellEnd"/>
-      <w:r>
-        <w:t>, zugehen, welche diese Aufgaben dann an das Team weiterreichen und somit dann auch zu mir.</w:t>
+        <w:t>Über Marketing Manager, welche auf die Teamleitung, oder Mitarbeiter mit seniorität, zugehen, welche diese Aufgaben dann an das Team weiterreichen und somit dann auch zu mir.</w:t>
       </w:r>
     </w:p>
     <w:p>
@@ -3548,15 +3346,7 @@
         <w:pStyle w:val="MHUIFlietext"/>
       </w:pPr>
       <w:r>
-        <w:t xml:space="preserve">Direkt zu Beginn wurden mir mehrere größere Projekte angetragen, so wurde zum Beispiel das </w:t>
-      </w:r>
-      <w:proofErr w:type="spellStart"/>
-      <w:r>
-        <w:t>redesign</w:t>
-      </w:r>
-      <w:proofErr w:type="spellEnd"/>
-      <w:r>
-        <w:t xml:space="preserve"> der Funktionsicons der Marke d-c-fix von meiner Vorgängerin begonnen. Dieses Projekt galt es voranzutreiben und abzuschließen.</w:t>
+        <w:t>Direkt zu Beginn wurden mir mehrere größere Projekte angetragen, so wurde zum Beispiel das redesign der Funktionsicons der Marke d-c-fix von meiner Vorgängerin begonnen. Dieses Projekt galt es voranzutreiben und abzuschließen.</w:t>
       </w:r>
     </w:p>
     <w:p>
@@ -3581,15 +3371,7 @@
         <w:pStyle w:val="MHUIFlietext"/>
       </w:pPr>
       <w:r>
-        <w:t xml:space="preserve">Diese Projekte begleiteten mich die meiste Zeit meines Praktikums. Meist liefen kleinere Projekte </w:t>
-      </w:r>
-      <w:proofErr w:type="spellStart"/>
-      <w:r>
-        <w:t>parralel</w:t>
-      </w:r>
-      <w:proofErr w:type="spellEnd"/>
-      <w:r>
-        <w:t xml:space="preserve"> mit, sodass ich stets an einem Mix aus größeren und kleineren Projekten arbeitete. </w:t>
+        <w:t xml:space="preserve">Diese Projekte begleiteten mich die meiste Zeit meines Praktikums. Meist liefen kleinere Projekte parralel mit, sodass ich stets an einem Mix aus größeren und kleineren Projekten arbeitete. </w:t>
       </w:r>
     </w:p>
     <w:p>
@@ -3664,27 +3446,11 @@
         <w:pStyle w:val="MHUIFlietext"/>
       </w:pPr>
       <w:r>
-        <w:t xml:space="preserve">Während dieses Projektes lernte ich viel über die Erstellung von </w:t>
-      </w:r>
-      <w:proofErr w:type="spellStart"/>
-      <w:r>
-        <w:t>Vectorgrafiken</w:t>
-      </w:r>
-      <w:proofErr w:type="spellEnd"/>
-      <w:r>
-        <w:t xml:space="preserve">, Kleinstanpassungen und den Lauf von Typografie, sowie </w:t>
+        <w:t xml:space="preserve">Während dieses Projektes lernte ich viel über die Erstellung von Vectorgrafiken, Kleinstanpassungen und den Lauf von Typografie, sowie </w:t>
       </w:r>
       <w:r>
         <w:lastRenderedPageBreak/>
-        <w:t xml:space="preserve">das Schrittweise beobachten von Unterschieden und Gemeinsamkeiten von verschiedenen </w:t>
-      </w:r>
-      <w:proofErr w:type="spellStart"/>
-      <w:r>
-        <w:t>Vectorstilen</w:t>
-      </w:r>
-      <w:proofErr w:type="spellEnd"/>
-      <w:r>
-        <w:t>.</w:t>
+        <w:t>das Schrittweise beobachten von Unterschieden und Gemeinsamkeiten von verschiedenen Vectorstilen.</w:t>
       </w:r>
       <w:r>
         <w:t xml:space="preserve"> </w:t>
@@ -3695,26 +3461,10 @@
         <w:pStyle w:val="MHUIFlietext"/>
       </w:pPr>
       <w:r>
-        <w:t xml:space="preserve">Das </w:t>
-      </w:r>
-      <w:proofErr w:type="spellStart"/>
-      <w:r>
-        <w:t>Endergebniss</w:t>
-      </w:r>
-      <w:proofErr w:type="spellEnd"/>
-      <w:r>
-        <w:t xml:space="preserve"> war für mich zufriedenstellend und integrierte sich gut mit anderen Designs und den Produkten der Brand, sodass das Ziel eine einheitliche Markenkommunikation zu erstellen, erfüllt wurde. Zeitlich benötigte dieses Projekt mehr Zeit als ursprünglich von mir antizipiert. Viele, teils sehr kleine, Anpassungen summierten sich</w:t>
-      </w:r>
-      <w:r>
-        <w:t xml:space="preserve">, </w:t>
-      </w:r>
-      <w:proofErr w:type="spellStart"/>
-      <w:r>
-        <w:t>vorallem</w:t>
-      </w:r>
-      <w:proofErr w:type="spellEnd"/>
-      <w:r>
-        <w:t xml:space="preserve"> gegen Ende,</w:t>
+        <w:t>Das Endergebniss war für mich zufriedenstellend und integrierte sich gut mit anderen Designs und den Produkten der Brand, sodass das Ziel eine einheitliche Markenkommunikation zu erstellen, erfüllt wurde. Zeitlich benötigte dieses Projekt mehr Zeit als ursprünglich von mir antizipiert. Viele, teils sehr kleine, Anpassungen summierten sich</w:t>
+      </w:r>
+      <w:r>
+        <w:t>, vorallem gegen Ende,</w:t>
       </w:r>
       <w:r>
         <w:t xml:space="preserve"> mit den Feedbackloops zu einer nicht unerheblichen Menge Zeit. </w:t>
@@ -3789,15 +3539,7 @@
         <w:t xml:space="preserve">Gesagt sein muss, dass das Projekt als solches schon etwas früher begann, sodass schon grobe Ideen für die Richtung und ein rudimentärer Zeitplan feststanden.  Mein erster Kontakt war das Meeting, in welchem die endgültige Grundidee final diskutiert und abgestimmt wurde: „Das leitende Prinzip ist die visuelle Darstellung unansehnlicher, anwendungsuntypischer Objekte und deren „Verwandlung“ durch d-c-fix-Folien.“. </w:t>
       </w:r>
       <w:r>
-        <w:t xml:space="preserve">Zielgruppe soll eine Firmeninterne </w:t>
-      </w:r>
-      <w:proofErr w:type="spellStart"/>
-      <w:r>
-        <w:t>Protopersona</w:t>
-      </w:r>
-      <w:proofErr w:type="spellEnd"/>
-      <w:r>
-        <w:t xml:space="preserve"> sein. Es sollen unter 30 jährige Frauen mit urbanem Hintergrund angesprochen werden.</w:t>
+        <w:t>Zielgruppe soll eine Firmeninterne Protopersona sein. Es sollen unter 30 jährige Frauen mit urbanem Hintergrund angesprochen werden.</w:t>
       </w:r>
     </w:p>
     <w:p>
@@ -3805,15 +3547,7 @@
         <w:pStyle w:val="MHUIFlietext"/>
       </w:pPr>
       <w:r>
-        <w:t xml:space="preserve">Nach der Festlegung des Themas wurde ich damit beauftragt passende Motive zu sammeln. In gemeinsamen Besprechungen mit Management, </w:t>
-      </w:r>
-      <w:proofErr w:type="spellStart"/>
-      <w:r>
-        <w:t>Copywriting</w:t>
-      </w:r>
-      <w:proofErr w:type="spellEnd"/>
-      <w:r>
-        <w:t xml:space="preserve">, </w:t>
+        <w:t xml:space="preserve">Nach der Festlegung des Themas wurde ich damit beauftragt passende Motive zu sammeln. In gemeinsamen Besprechungen mit Management, Copywriting, </w:t>
       </w:r>
       <w:r>
         <w:t xml:space="preserve">Ecom und Marketing stachen recht schnell sog. „Nichtorte“ als besonders passende Motive heraus, darunter U-Bahn-/ Bushaltestellen, Dixi Toiletten, Brücken, Fußgängerüberwege, Parkhäuser und ähnliches. </w:t>
@@ -3824,15 +3558,7 @@
         <w:pStyle w:val="MHUIFlietext"/>
       </w:pPr>
       <w:r>
-        <w:t xml:space="preserve">Im weiteren wurde der Grundmotivpool auf eine kleine Auswahlbegrenzt und einige der farbenfrohen d-c-fix </w:t>
-      </w:r>
-      <w:proofErr w:type="spellStart"/>
-      <w:r>
-        <w:t>Dekofolien</w:t>
-      </w:r>
-      <w:proofErr w:type="spellEnd"/>
-      <w:r>
-        <w:t xml:space="preserve"> testweise auf die Objekte bearbeitet. </w:t>
+        <w:t xml:space="preserve">Im weiteren wurde der Grundmotivpool auf eine kleine Auswahlbegrenzt und einige der farbenfrohen d-c-fix Dekofolien testweise auf die Objekte bearbeitet. </w:t>
       </w:r>
     </w:p>
     <w:p>
@@ -3844,39 +3570,7 @@
       </w:r>
       <w:r>
         <w:lastRenderedPageBreak/>
-        <w:t xml:space="preserve">Motiv, einem sog. </w:t>
-      </w:r>
-      <w:proofErr w:type="spellStart"/>
-      <w:r>
-        <w:t>Memphispattern</w:t>
-      </w:r>
-      <w:proofErr w:type="spellEnd"/>
-      <w:r>
-        <w:t xml:space="preserve"> als Teil des Corporate Designs, dem Slogan „d-c-fix es einfach!“ und einem Call </w:t>
-      </w:r>
-      <w:proofErr w:type="spellStart"/>
-      <w:r>
-        <w:t>to</w:t>
-      </w:r>
-      <w:proofErr w:type="spellEnd"/>
-      <w:r>
-        <w:t xml:space="preserve"> </w:t>
-      </w:r>
-      <w:proofErr w:type="spellStart"/>
-      <w:r>
-        <w:t>action</w:t>
-      </w:r>
-      <w:proofErr w:type="spellEnd"/>
-      <w:r>
-        <w:t xml:space="preserve"> inklusive </w:t>
-      </w:r>
-      <w:proofErr w:type="spellStart"/>
-      <w:r>
-        <w:t>Qr-Code</w:t>
-      </w:r>
-      <w:proofErr w:type="spellEnd"/>
-      <w:r>
-        <w:t>.</w:t>
+        <w:t>Motiv, einem sog. Memphispattern als Teil des Corporate Designs, dem Slogan „d-c-fix es einfach!“ und einem Call to action inklusive Qr-Code.</w:t>
       </w:r>
     </w:p>
     <w:p>
@@ -3884,15 +3578,7 @@
         <w:pStyle w:val="MHUIFlietext"/>
       </w:pPr>
       <w:r>
-        <w:t xml:space="preserve">In der finalen Phase lernte ich neues über das bereitmachen der Daten für verschiedene </w:t>
-      </w:r>
-      <w:proofErr w:type="spellStart"/>
-      <w:r>
-        <w:t>Anwedungsbereiche</w:t>
-      </w:r>
-      <w:proofErr w:type="spellEnd"/>
-      <w:r>
-        <w:t>. Hauptsächlich galt es die Motive für 18/1 Plakate Druckfertig zu machen. Farbprofil und Überlappungskanten der einzelnen Druckbahnen waren die letzte Herausforderung, bevor die Plakate Anfang Februar in den Druck gingen.</w:t>
+        <w:t>In der finalen Phase lernte ich neues über das bereitmachen der Daten für verschiedene Anwedungsbereiche. Hauptsächlich galt es die Motive für 18/1 Plakate Druckfertig zu machen. Farbprofil und Überlappungskanten der einzelnen Druckbahnen waren die letzte Herausforderung, bevor die Plakate Anfang Februar in den Druck gingen.</w:t>
       </w:r>
     </w:p>
     <w:p>
@@ -3903,39 +3589,7 @@
         </w:rPr>
       </w:pPr>
       <w:r>
-        <w:t xml:space="preserve">Das Hauptaugenmerk der Kampagne war der out </w:t>
-      </w:r>
-      <w:proofErr w:type="spellStart"/>
-      <w:r>
-        <w:t>of</w:t>
-      </w:r>
-      <w:proofErr w:type="spellEnd"/>
-      <w:r>
-        <w:t xml:space="preserve"> </w:t>
-      </w:r>
-      <w:proofErr w:type="spellStart"/>
-      <w:r>
-        <w:t>home</w:t>
-      </w:r>
-      <w:proofErr w:type="spellEnd"/>
-      <w:r>
-        <w:t xml:space="preserve"> (OOH) Bereich mit 26 18/1-Plakaten in Gießen und 5 Flächen in Berlin mit großer Sichtbarkeit. Jedoch wurde parallel auch eine bezahlte Google-</w:t>
-      </w:r>
-      <w:proofErr w:type="spellStart"/>
-      <w:r>
-        <w:t>ads</w:t>
-      </w:r>
-      <w:proofErr w:type="spellEnd"/>
-      <w:r>
-        <w:t xml:space="preserve"> Kampagne geführt mit Fokus auf den Raum Frankfurt und München. Auch diese Motive wurden von mir vorbereitet, sowie die Bilder der Landingpage, welche vom </w:t>
-      </w:r>
-      <w:proofErr w:type="spellStart"/>
-      <w:r>
-        <w:t>Qr-code</w:t>
-      </w:r>
-      <w:proofErr w:type="spellEnd"/>
-      <w:r>
-        <w:t xml:space="preserve"> oder Link aus zu erreichen war.</w:t>
+        <w:t>Das Hauptaugenmerk der Kampagne war der out of home (OOH) Bereich mit 26 18/1-Plakaten in Gießen und 5 Flächen in Berlin mit großer Sichtbarkeit. Jedoch wurde parallel auch eine bezahlte Google-ads Kampagne geführt mit Fokus auf den Raum Frankfurt und München. Auch diese Motive wurden von mir vorbereitet, sowie die Bilder der Landingpage, welche vom Qr-code oder Link aus zu erreichen war.</w:t>
       </w:r>
       <w:r>
         <w:t xml:space="preserve"> Das Budget für die OOH Kampagne betrug 20.000€ und 8.000€ für die digitale Kampagne.</w:t>
@@ -4019,35 +3673,115 @@
         <w:t>Das Projekt wurde zunächst über einen Azubi aus eben jenem Bereich eingespielt</w:t>
       </w:r>
       <w:r>
-        <w:t xml:space="preserve">. In Überlegung war das wir zusammen das Konzept vollständig ausarbeiten. Jedoch </w:t>
+        <w:t>. In Überlegung war</w:t>
+      </w:r>
+      <w:r>
+        <w:t>,</w:t>
+      </w:r>
+      <w:r>
+        <w:t xml:space="preserve"> da</w:t>
+      </w:r>
+      <w:r>
+        <w:t>s</w:t>
+      </w:r>
+      <w:r>
+        <w:t xml:space="preserve">s wir zusammen das Konzept vollständig ausarbeiten. Jedoch </w:t>
+      </w:r>
+      <w:r>
+        <w:t>war die Kommunikation stockend, wodurch sich das Projekt länger gestaltete als der Praxiszeitraum des Azubis. So fiel mir die Aufgabe zu das Kommunikationskonzept weiterzudenken und umzusetzen.</w:t>
       </w:r>
     </w:p>
     <w:p>
       <w:pPr>
         <w:pStyle w:val="MHUIFlietext"/>
       </w:pPr>
+      <w:r>
+        <w:t>Nach einem tiefergehenden Briefing durch den Marketing Manager Automotive erstellte ich erste Entwürfe für einen Steckaufsteller aus Pappe</w:t>
+      </w:r>
+      <w:r>
+        <w:t xml:space="preserve"> in Autositzform</w:t>
+      </w:r>
+      <w:r>
+        <w:t>, um die Themen der besonderen Recyclingfähigkeit des Materials zu verdeutlichen. Dieser Entwurf sah mehrere Blätter vor, welche über die Lehne geklappt werden können, ähnlich eines Collegeblocks, um die Inhalte unterzubringen.</w:t>
+      </w:r>
     </w:p>
     <w:p>
       <w:pPr>
         <w:pStyle w:val="MHUIFlietext"/>
       </w:pPr>
       <w:r>
-        <w:t xml:space="preserve">Anforderung des Marketing Manager Automotive war eine </w:t>
-      </w:r>
-      <w:proofErr w:type="spellStart"/>
-      <w:r>
-        <w:t>Sitzform</w:t>
-      </w:r>
-      <w:proofErr w:type="spellEnd"/>
-      <w:r>
-        <w:t xml:space="preserve"> </w:t>
-      </w:r>
+        <w:t>Nach Feedbackrunden kamen Bedenken hinsichtlich der Wertigkeit auf. So änderte sich der Fokus des Designs von Recyclingfähig und kostengünstiger hin zu einer wertigeren und stabileren Lösung.</w:t>
+      </w:r>
+    </w:p>
+    <w:p>
+      <w:pPr>
+        <w:pStyle w:val="MHUIFlietext"/>
+      </w:pPr>
+      <w:r>
+        <w:t xml:space="preserve">In Kooperation mit einem langjährigen Parter, welchen ich bereits für die Produktion angefragt und </w:t>
+      </w:r>
+      <w:r>
+        <w:t>mit eingebunden hatte, erarbeiteten wir ein Konzept für einen Tischaufsteller aus Acrylglas mit zwischengelagerten Aludibondplatten. Auf den Aludibondplatten soll der Inhalt transportiert werden.</w:t>
+      </w:r>
+    </w:p>
+    <w:p>
+      <w:pPr>
+        <w:pStyle w:val="MHUIFlietext"/>
+      </w:pPr>
+      <w:r>
+        <w:lastRenderedPageBreak/>
+        <w:t>Auf Basis erster CAD entwürfe des externen Partners erstellte ich 3d-Modelle, um mögliche Änderungen vorzuschlagen und das Konzept mit den internen Stakeholdern abzugleichen. Das vorläufige Layout der Platten erstellte ich in Adobe InDesign.</w:t>
+      </w:r>
+    </w:p>
+    <w:p>
+      <w:pPr>
+        <w:pStyle w:val="MHUIFlietext"/>
+      </w:pPr>
+      <w:r>
+        <w:t xml:space="preserve">Der Großteil des Projekts war geschafft. Allerdings geriet die Kommunikation vor allem gegen Ende des Projektes zwischen dem verantwortlichen Manager und mir etwas ins Stocken, wodurch Fortschritt nur langsam möglich war und ich das Projekt leider kurz vor Abschluss übergeben musste. </w:t>
+      </w:r>
+    </w:p>
+    <w:p>
+      <w:pPr>
+        <w:pStyle w:val="MHUIFlietext"/>
+      </w:pPr>
+      <w:r>
+        <w:t xml:space="preserve">Dennoch hat mich das Projekt viel gelehrt. </w:t>
+      </w:r>
+      <w:r>
+        <w:t xml:space="preserve">Bei zukünftigen Projekten werde ich regelmäßige Termine vereinbaren, um </w:t>
+      </w:r>
+      <w:r>
+        <w:t xml:space="preserve">eine möglichst reibungslose Kommunikation zu ermöglichen. Auch während der Layout-Phase lernte ich, dass es sehr wichtig ist einen mentalen Schritt zurückzugehen und das große Ganze noch einmal zu betrachten, bevor man weiter Zeit in Ideen steckt, welche nicht zum Ziel führen. Dabei kann auch eine zweite Meinung helfen, welche ich in einer ähnlichen Situation in Zukunft früher einholen werde. </w:t>
+      </w:r>
+    </w:p>
+    <w:p>
+      <w:pPr>
+        <w:pStyle w:val="MHUIFlietext"/>
+      </w:pPr>
+      <w:r>
+        <w:t>Trotz der Schwierigkeiten, welche das Projekt mit sich brachte, oder gerade wegen diesen, war dies eines der lehrreichsten während meines Praktikums</w:t>
+      </w:r>
+      <w:r>
+        <w:t>. Nicht nur lernte ich mit externen Firmen zu kommunizieren und Aufträge zu vergeben, sondern welche Bedeutung eine gute firmeninterne Kommunikation hat. Des weiteren erforderte das Entwickeln von Ideen für diesen Use-Case ein gewisses umdenken, welches mich auch in Zukunft begleiten wird.</w:t>
+      </w:r>
+    </w:p>
+    <w:p>
+      <w:pPr>
+        <w:pStyle w:val="MHUIFlietext"/>
+      </w:pPr>
+    </w:p>
+    <w:p>
+      <w:pPr>
+        <w:pStyle w:val="MHUIFlietext"/>
+      </w:pPr>
     </w:p>
     <w:p>
       <w:pPr>
         <w:pStyle w:val="MHUIberschrift2"/>
       </w:pPr>
       <w:r>
+        <w:lastRenderedPageBreak/>
         <w:t>Photoshop</w:t>
       </w:r>
     </w:p>
@@ -4117,8 +3851,8 @@
         <w:br w:type="page"/>
       </w:r>
     </w:p>
-    <w:bookmarkStart w:id="20" w:name="_Toc155788198" w:displacedByCustomXml="next"/>
-    <w:bookmarkStart w:id="21" w:name="_Toc223515369" w:displacedByCustomXml="next"/>
+    <w:bookmarkStart w:id="20" w:name="_Toc223515369" w:displacedByCustomXml="next"/>
+    <w:bookmarkStart w:id="21" w:name="_Toc155788198" w:displacedByCustomXml="next"/>
     <w:sdt>
       <w:sdtPr>
         <w:rPr>
